--- a/Interview_Notes/Java8 IMP.docx
+++ b/Interview_Notes/Java8 IMP.docx
@@ -3,7 +3,17 @@
 <w:document xmlns:wpc="http://schemas.microsoft.com/office/word/2010/wordprocessingCanvas" xmlns:mc="http://schemas.openxmlformats.org/markup-compatibility/2006" xmlns:o="urn:schemas-microsoft-com:office:office" xmlns:r="http://schemas.openxmlformats.org/officeDocument/2006/relationships" xmlns:m="http://schemas.openxmlformats.org/officeDocument/2006/math" xmlns:v="urn:schemas-microsoft-com:vml" xmlns:wp14="http://schemas.microsoft.com/office/word/2010/wordprocessingDrawing" xmlns:wp="http://schemas.openxmlformats.org/drawingml/2006/wordprocessingDrawing" xmlns:w="http://schemas.openxmlformats.org/wordprocessingml/2006/main" xmlns:w14="http://schemas.microsoft.com/office/word/2010/wordml" xmlns:w10="urn:schemas-microsoft-com:office:word" xmlns:w15="http://schemas.microsoft.com/office/word/2012/wordml" xmlns:wpg="http://schemas.microsoft.com/office/word/2010/wordprocessingGroup" xmlns:wpi="http://schemas.microsoft.com/office/word/2010/wordprocessingInk" xmlns:wne="http://schemas.microsoft.com/office/word/2006/wordml" xmlns:wps="http://schemas.microsoft.com/office/word/2010/wordprocessingShape" xmlns:wpsCustomData="http://www.wps.cn/officeDocument/2013/wpsCustomData" mc:Ignorable="w14 w15 wp14">
   <w:body>
     <w:p>
-      <w:r>
+      <w:pPr>
+        <w:rPr>
+          <w:sz w:val="20"/>
+          <w:szCs w:val="20"/>
+        </w:rPr>
+      </w:pPr>
+      <w:r>
+        <w:rPr>
+          <w:sz w:val="20"/>
+          <w:szCs w:val="20"/>
+        </w:rPr>
         <w:drawing>
           <wp:inline distT="0" distB="0" distL="0" distR="0">
             <wp:extent cx="2924810" cy="1743075"/>
@@ -43,6 +53,10 @@
         </w:drawing>
       </w:r>
       <w:r>
+        <w:rPr>
+          <w:sz w:val="20"/>
+          <w:szCs w:val="20"/>
+        </w:rPr>
         <w:drawing>
           <wp:inline distT="0" distB="0" distL="0" distR="0">
             <wp:extent cx="2785110" cy="1788795"/>
@@ -82,9 +96,17 @@
         </w:drawing>
       </w:r>
       <w:r>
+        <w:rPr>
+          <w:sz w:val="20"/>
+          <w:szCs w:val="20"/>
+        </w:rPr>
         <w:t xml:space="preserve"> </w:t>
       </w:r>
       <w:r>
+        <w:rPr>
+          <w:sz w:val="20"/>
+          <w:szCs w:val="20"/>
+        </w:rPr>
         <w:drawing>
           <wp:inline distT="0" distB="0" distL="0" distR="0">
             <wp:extent cx="2835910" cy="1838325"/>
@@ -125,7 +147,17 @@
       </w:r>
     </w:p>
     <w:p>
-      <w:r>
+      <w:pPr>
+        <w:rPr>
+          <w:sz w:val="20"/>
+          <w:szCs w:val="20"/>
+        </w:rPr>
+      </w:pPr>
+      <w:r>
+        <w:rPr>
+          <w:sz w:val="20"/>
+          <w:szCs w:val="20"/>
+        </w:rPr>
         <w:drawing>
           <wp:inline distT="0" distB="0" distL="0" distR="0">
             <wp:extent cx="3868420" cy="3037205"/>
@@ -165,9 +197,17 @@
         </w:drawing>
       </w:r>
       <w:r>
+        <w:rPr>
+          <w:sz w:val="20"/>
+          <w:szCs w:val="20"/>
+        </w:rPr>
         <w:t xml:space="preserve"> </w:t>
       </w:r>
       <w:r>
+        <w:rPr>
+          <w:sz w:val="20"/>
+          <w:szCs w:val="20"/>
+        </w:rPr>
         <w:drawing>
           <wp:inline distT="0" distB="0" distL="0" distR="0">
             <wp:extent cx="3972560" cy="2983230"/>
@@ -210,96 +250,96 @@
     <w:p>
       <w:pPr>
         <w:rPr>
-          <w:sz w:val="14"/>
-          <w:szCs w:val="14"/>
+          <w:sz w:val="20"/>
+          <w:szCs w:val="20"/>
         </w:rPr>
       </w:pPr>
       <w:r>
         <w:rPr>
-          <w:sz w:val="14"/>
-          <w:szCs w:val="14"/>
+          <w:sz w:val="20"/>
+          <w:szCs w:val="20"/>
           <w:highlight w:val="green"/>
         </w:rPr>
         <w:t>VECTOR</w:t>
       </w:r>
       <w:r>
         <w:rPr>
-          <w:sz w:val="14"/>
-          <w:szCs w:val="14"/>
+          <w:sz w:val="20"/>
+          <w:szCs w:val="20"/>
         </w:rPr>
         <w:t xml:space="preserve">{ After 10 size 100% peruguthundi}  </w:t>
       </w:r>
       <w:r>
         <w:rPr>
-          <w:sz w:val="14"/>
-          <w:szCs w:val="14"/>
+          <w:sz w:val="20"/>
+          <w:szCs w:val="20"/>
           <w:highlight w:val="green"/>
         </w:rPr>
         <w:t>Array List</w:t>
       </w:r>
       <w:r>
         <w:rPr>
-          <w:sz w:val="14"/>
-          <w:szCs w:val="14"/>
+          <w:sz w:val="20"/>
+          <w:szCs w:val="20"/>
         </w:rPr>
         <w:t xml:space="preserve">{ After 10 size sagame peruguthundi } </w:t>
       </w:r>
       <w:r>
         <w:rPr>
-          <w:sz w:val="14"/>
-          <w:szCs w:val="14"/>
+          <w:sz w:val="20"/>
+          <w:szCs w:val="20"/>
           <w:highlight w:val="green"/>
         </w:rPr>
         <w:t>Stack</w:t>
       </w:r>
       <w:r>
         <w:rPr>
-          <w:sz w:val="14"/>
-          <w:szCs w:val="14"/>
+          <w:sz w:val="20"/>
+          <w:szCs w:val="20"/>
         </w:rPr>
         <w:t xml:space="preserve"> :{ LIFO Principal} </w:t>
       </w:r>
       <w:r>
         <w:rPr>
-          <w:sz w:val="14"/>
-          <w:szCs w:val="14"/>
+          <w:sz w:val="20"/>
+          <w:szCs w:val="20"/>
           <w:highlight w:val="green"/>
         </w:rPr>
         <w:t>Linked List</w:t>
       </w:r>
       <w:r>
         <w:rPr>
-          <w:sz w:val="14"/>
-          <w:szCs w:val="14"/>
+          <w:sz w:val="20"/>
+          <w:szCs w:val="20"/>
         </w:rPr>
         <w:t xml:space="preserve"> :{ LIST &amp; Queue rendu Extend } </w:t>
       </w:r>
       <w:r>
         <w:rPr>
-          <w:sz w:val="14"/>
-          <w:szCs w:val="14"/>
+          <w:sz w:val="20"/>
+          <w:szCs w:val="20"/>
           <w:highlight w:val="yellow"/>
         </w:rPr>
         <w:t>ex: Train bogi , Total List lo starting and Ending Null values vuntayy{ Previous&amp; Next}</w:t>
       </w:r>
       <w:r>
         <w:rPr>
-          <w:sz w:val="14"/>
-          <w:szCs w:val="14"/>
+          <w:sz w:val="20"/>
+          <w:szCs w:val="20"/>
         </w:rPr>
         <w:t xml:space="preserve"> ,  Element ni get chesetappudu Total size / 2 = target Index   10/2 </w:t>
       </w:r>
       <w:r>
         <w:rPr>
-          <w:sz w:val="14"/>
-          <w:szCs w:val="14"/>
+          <w:sz w:val="20"/>
+          <w:szCs w:val="20"/>
         </w:rPr>
         <w:sym w:font="Wingdings" w:char="F0E0"/>
       </w:r>
       <w:r>
         <w:rPr>
-          <w:sz w:val="14"/>
-          <w:szCs w:val="14"/>
+          <w:sz w:val="20"/>
+          <w:szCs w:val="20"/>
         </w:rPr>
         <w:t xml:space="preserve"> target index 4 – &gt; 5&gt;4 avithe left side or 5&lt;4 avithe Right side ki velthundi  , List implementation Object ni base chesukoni vuntadi</w:t>
       </w:r>
@@ -308,94 +348,94 @@
       <w:pPr>
         <w:rPr>
           <w:rFonts w:hint="default"/>
-          <w:sz w:val="14"/>
-          <w:szCs w:val="14"/>
+          <w:sz w:val="20"/>
+          <w:szCs w:val="20"/>
           <w:highlight w:val="none"/>
           <w:lang w:val="en-US"/>
         </w:rPr>
       </w:pPr>
       <w:r>
         <w:rPr>
-          <w:sz w:val="14"/>
-          <w:szCs w:val="14"/>
+          <w:sz w:val="20"/>
+          <w:szCs w:val="20"/>
           <w:highlight w:val="green"/>
         </w:rPr>
         <w:t>Priority Queue</w:t>
       </w:r>
       <w:r>
         <w:rPr>
-          <w:sz w:val="14"/>
-          <w:szCs w:val="14"/>
+          <w:sz w:val="20"/>
+          <w:szCs w:val="20"/>
         </w:rPr>
         <w:t xml:space="preserve"> :  {</w:t>
       </w:r>
       <w:r>
         <w:rPr>
-          <w:sz w:val="14"/>
-          <w:szCs w:val="14"/>
+          <w:sz w:val="20"/>
+          <w:szCs w:val="20"/>
           <w:highlight w:val="green"/>
         </w:rPr>
         <w:t>FIFO</w:t>
       </w:r>
       <w:r>
         <w:rPr>
-          <w:sz w:val="14"/>
-          <w:szCs w:val="14"/>
+          <w:sz w:val="20"/>
+          <w:szCs w:val="20"/>
         </w:rPr>
         <w:t>, ex : Hospital que}Head – high importan</w:t>
       </w:r>
       <w:r>
         <w:rPr>
           <w:rFonts w:hint="default"/>
-          <w:sz w:val="14"/>
-          <w:szCs w:val="14"/>
+          <w:sz w:val="20"/>
+          <w:szCs w:val="20"/>
           <w:lang w:val="en-US"/>
         </w:rPr>
         <w:t xml:space="preserve"> &amp; delete</w:t>
       </w:r>
       <w:r>
         <w:rPr>
-          <w:sz w:val="14"/>
-          <w:szCs w:val="14"/>
+          <w:sz w:val="20"/>
+          <w:szCs w:val="20"/>
         </w:rPr>
         <w:t xml:space="preserve"> , Tail –  insert</w:t>
       </w:r>
       <w:r>
         <w:rPr>
-          <w:sz w:val="14"/>
-          <w:szCs w:val="14"/>
+          <w:sz w:val="20"/>
+          <w:szCs w:val="20"/>
           <w:highlight w:val="green"/>
         </w:rPr>
         <w:t>Array deque</w:t>
       </w:r>
       <w:r>
         <w:rPr>
-          <w:sz w:val="14"/>
-          <w:szCs w:val="14"/>
+          <w:sz w:val="20"/>
+          <w:szCs w:val="20"/>
         </w:rPr>
         <w:t xml:space="preserve"> :head high values anedi NO, insertion order : Yes</w:t>
       </w:r>
       <w:r>
         <w:rPr>
           <w:rFonts w:hint="default"/>
-          <w:sz w:val="14"/>
-          <w:szCs w:val="14"/>
+          <w:sz w:val="20"/>
+          <w:szCs w:val="20"/>
           <w:lang w:val="en-US"/>
         </w:rPr>
         <w:t xml:space="preserve"> and delete &amp; insert can apply both Head &amp; Tail</w:t>
       </w:r>
       <w:r>
         <w:rPr>
-          <w:sz w:val="14"/>
-          <w:szCs w:val="14"/>
+          <w:sz w:val="20"/>
+          <w:szCs w:val="20"/>
         </w:rPr>
         <w:t xml:space="preserve">}   </w:t>
       </w:r>
       <w:r>
         <w:rPr>
           <w:rFonts w:hint="default"/>
-          <w:sz w:val="14"/>
-          <w:szCs w:val="14"/>
+          <w:sz w:val="20"/>
+          <w:szCs w:val="20"/>
           <w:highlight w:val="green"/>
           <w:lang w:val="en-US"/>
         </w:rPr>
@@ -404,8 +444,8 @@
       <w:r>
         <w:rPr>
           <w:rFonts w:hint="default"/>
-          <w:sz w:val="14"/>
-          <w:szCs w:val="14"/>
+          <w:sz w:val="20"/>
+          <w:szCs w:val="20"/>
           <w:highlight w:val="none"/>
           <w:lang w:val="en-US"/>
         </w:rPr>
@@ -413,62 +453,62 @@
       </w:r>
       <w:r>
         <w:rPr>
-          <w:sz w:val="14"/>
-          <w:szCs w:val="14"/>
+          <w:sz w:val="20"/>
+          <w:szCs w:val="20"/>
         </w:rPr>
         <w:t xml:space="preserve">anedi </w:t>
       </w:r>
       <w:r>
         <w:rPr>
-          <w:sz w:val="14"/>
-          <w:szCs w:val="14"/>
+          <w:sz w:val="20"/>
+          <w:szCs w:val="20"/>
           <w:lang w:val="en-US"/>
         </w:rPr>
         <w:t>internal</w:t>
       </w:r>
       <w:r>
         <w:rPr>
-          <w:sz w:val="14"/>
-          <w:szCs w:val="14"/>
+          <w:sz w:val="20"/>
+          <w:szCs w:val="20"/>
         </w:rPr>
         <w:t xml:space="preserve"> ga Mpas ni use chesukuntadi , </w:t>
       </w:r>
       <w:r>
         <w:rPr>
-          <w:sz w:val="14"/>
-          <w:szCs w:val="14"/>
+          <w:sz w:val="20"/>
+          <w:szCs w:val="20"/>
           <w:highlight w:val="none"/>
         </w:rPr>
         <w:t xml:space="preserve">set </w:t>
       </w:r>
       <w:r>
         <w:rPr>
-          <w:sz w:val="14"/>
-          <w:szCs w:val="14"/>
+          <w:sz w:val="20"/>
+          <w:szCs w:val="20"/>
         </w:rPr>
         <w:t>lo values ni update cheyatam ante deleate cheyatame,</w:t>
       </w:r>
       <w:r>
         <w:rPr>
           <w:rFonts w:hint="default"/>
-          <w:sz w:val="14"/>
-          <w:szCs w:val="14"/>
+          <w:sz w:val="20"/>
+          <w:szCs w:val="20"/>
           <w:lang w:val="en-US"/>
         </w:rPr>
         <w:t xml:space="preserve">NO duplicates </w:t>
       </w:r>
       <w:r>
         <w:rPr>
-          <w:sz w:val="14"/>
-          <w:szCs w:val="14"/>
+          <w:sz w:val="20"/>
+          <w:szCs w:val="20"/>
         </w:rPr>
         <w:t xml:space="preserve"> (key, value gane store avuthundi, value palce dummy object vuntundi</w:t>
       </w:r>
       <w:r>
         <w:rPr>
           <w:rFonts w:hint="default"/>
-          <w:sz w:val="14"/>
-          <w:szCs w:val="14"/>
+          <w:sz w:val="20"/>
+          <w:szCs w:val="20"/>
           <w:lang w:val="en-US"/>
         </w:rPr>
         <w:t xml:space="preserve"> </w:t>
@@ -476,8 +516,8 @@
       <w:r>
         <w:rPr>
           <w:rFonts w:hint="default"/>
-          <w:sz w:val="14"/>
-          <w:szCs w:val="14"/>
+          <w:sz w:val="20"/>
+          <w:szCs w:val="20"/>
           <w:highlight w:val="green"/>
           <w:lang w:val="en-US"/>
         </w:rPr>
@@ -486,8 +526,8 @@
       <w:r>
         <w:rPr>
           <w:rFonts w:hint="default"/>
-          <w:sz w:val="14"/>
-          <w:szCs w:val="14"/>
+          <w:sz w:val="20"/>
+          <w:szCs w:val="20"/>
           <w:highlight w:val="none"/>
           <w:lang w:val="en-US"/>
         </w:rPr>
@@ -495,8 +535,16 @@
       </w:r>
     </w:p>
     <w:p>
-      <w:r>
-        <w:rPr>
+      <w:pPr>
+        <w:rPr>
+          <w:sz w:val="20"/>
+          <w:szCs w:val="20"/>
+        </w:rPr>
+      </w:pPr>
+      <w:r>
+        <w:rPr>
+          <w:sz w:val="20"/>
+          <w:szCs w:val="20"/>
           <w:lang w:eastAsia="en-IN"/>
         </w:rPr>
         <w:drawing>
@@ -549,6 +597,10 @@
         </w:drawing>
       </w:r>
       <w:r>
+        <w:rPr>
+          <w:sz w:val="20"/>
+          <w:szCs w:val="20"/>
+        </w:rPr>
         <w:drawing>
           <wp:inline distT="0" distB="0" distL="0" distR="0">
             <wp:extent cx="4371975" cy="5858510"/>
@@ -591,11 +643,15 @@
     <w:p>
       <w:pPr>
         <w:rPr>
+          <w:sz w:val="20"/>
+          <w:szCs w:val="20"/>
           <w:lang w:eastAsia="en-IN"/>
         </w:rPr>
       </w:pPr>
       <w:r>
         <w:rPr>
+          <w:sz w:val="20"/>
+          <w:szCs w:val="20"/>
           <w:lang w:eastAsia="en-IN"/>
         </w:rPr>
         <w:drawing>
@@ -637,6 +693,10 @@
         </w:drawing>
       </w:r>
       <w:r>
+        <w:rPr>
+          <w:sz w:val="20"/>
+          <w:szCs w:val="20"/>
+        </w:rPr>
         <w:drawing>
           <wp:inline distT="0" distB="0" distL="114300" distR="114300">
             <wp:extent cx="4220845" cy="1496060"/>
@@ -681,8 +741,16 @@
       </w:r>
     </w:p>
     <w:p>
-      <w:r>
-        <w:rPr>
+      <w:pPr>
+        <w:rPr>
+          <w:sz w:val="20"/>
+          <w:szCs w:val="20"/>
+        </w:rPr>
+      </w:pPr>
+      <w:r>
+        <w:rPr>
+          <w:sz w:val="20"/>
+          <w:szCs w:val="20"/>
           <w:lang w:eastAsia="en-IN"/>
         </w:rPr>
         <w:drawing>
@@ -735,6 +803,10 @@
         </w:drawing>
       </w:r>
       <w:r>
+        <w:rPr>
+          <w:sz w:val="20"/>
+          <w:szCs w:val="20"/>
+        </w:rPr>
         <w:drawing>
           <wp:inline distT="0" distB="0" distL="114300" distR="114300">
             <wp:extent cx="5047615" cy="3190240"/>
@@ -779,12 +851,35 @@
       </w:r>
     </w:p>
     <w:p>
+      <w:pPr>
+        <w:rPr>
+          <w:sz w:val="20"/>
+          <w:szCs w:val="20"/>
+        </w:rPr>
+      </w:pPr>
       <w:bookmarkStart w:id="0" w:name="_GoBack"/>
       <w:bookmarkEnd w:id="0"/>
     </w:p>
-    <w:p/>
     <w:p>
-      <w:r>
+      <w:pPr>
+        <w:rPr>
+          <w:sz w:val="20"/>
+          <w:szCs w:val="20"/>
+        </w:rPr>
+      </w:pPr>
+    </w:p>
+    <w:p>
+      <w:pPr>
+        <w:rPr>
+          <w:sz w:val="20"/>
+          <w:szCs w:val="20"/>
+        </w:rPr>
+      </w:pPr>
+      <w:r>
+        <w:rPr>
+          <w:sz w:val="20"/>
+          <w:szCs w:val="20"/>
+        </w:rPr>
         <w:drawing>
           <wp:inline distT="0" distB="0" distL="0" distR="0">
             <wp:extent cx="4200525" cy="1943735"/>
@@ -825,11 +920,17 @@
       </w:r>
       <w:r>
         <w:rPr>
+          <w:sz w:val="20"/>
+          <w:szCs w:val="20"/>
           <w:lang w:eastAsia="en-IN"/>
         </w:rPr>
         <w:t xml:space="preserve"> </w:t>
       </w:r>
       <w:r>
+        <w:rPr>
+          <w:sz w:val="20"/>
+          <w:szCs w:val="20"/>
+        </w:rPr>
         <w:drawing>
           <wp:inline distT="0" distB="0" distL="0" distR="0">
             <wp:extent cx="4558030" cy="1947545"/>
@@ -872,11 +973,15 @@
     <w:p>
       <w:pPr>
         <w:rPr>
+          <w:sz w:val="20"/>
+          <w:szCs w:val="20"/>
           <w:lang w:eastAsia="en-IN"/>
         </w:rPr>
       </w:pPr>
       <w:r>
         <w:rPr>
+          <w:sz w:val="20"/>
+          <w:szCs w:val="20"/>
           <w:lang w:eastAsia="en-IN"/>
         </w:rPr>
         <w:drawing>
@@ -919,12 +1024,16 @@
       </w:r>
       <w:r>
         <w:rPr>
+          <w:sz w:val="20"/>
+          <w:szCs w:val="20"/>
           <w:lang w:eastAsia="en-IN"/>
         </w:rPr>
         <w:t xml:space="preserve"> </w:t>
       </w:r>
       <w:r>
         <w:rPr>
+          <w:sz w:val="20"/>
+          <w:szCs w:val="20"/>
           <w:lang w:eastAsia="en-IN"/>
         </w:rPr>
         <w:drawing>
@@ -969,6 +1078,8 @@
     <w:p>
       <w:pPr>
         <w:rPr>
+          <w:sz w:val="20"/>
+          <w:szCs w:val="20"/>
           <w:lang w:eastAsia="en-IN"/>
         </w:rPr>
       </w:pPr>
@@ -981,8 +1092,93 @@
         <w:suppressLineNumbers w:val="0"/>
         <w:rPr>
           <w:rFonts w:hint="default" w:ascii="Calibri" w:hAnsi="Calibri" w:cs="Calibri"/>
-          <w:sz w:val="22"/>
-          <w:szCs w:val="22"/>
+          <w:sz w:val="20"/>
+          <w:szCs w:val="20"/>
+        </w:rPr>
+      </w:pPr>
+    </w:p>
+    <w:p>
+      <w:pPr>
+        <w:keepNext w:val="0"/>
+        <w:keepLines w:val="0"/>
+        <w:widowControl/>
+        <w:suppressLineNumbers w:val="0"/>
+        <w:rPr>
+          <w:rFonts w:hint="default" w:ascii="Calibri" w:hAnsi="Calibri" w:cs="Calibri"/>
+          <w:sz w:val="20"/>
+          <w:szCs w:val="20"/>
+        </w:rPr>
+      </w:pPr>
+    </w:p>
+    <w:p>
+      <w:pPr>
+        <w:keepNext w:val="0"/>
+        <w:keepLines w:val="0"/>
+        <w:widowControl/>
+        <w:suppressLineNumbers w:val="0"/>
+        <w:rPr>
+          <w:sz w:val="20"/>
+          <w:szCs w:val="20"/>
+        </w:rPr>
+      </w:pPr>
+      <w:r>
+        <w:rPr>
+          <w:sz w:val="20"/>
+          <w:szCs w:val="20"/>
+        </w:rPr>
+        <w:drawing>
+          <wp:inline distT="0" distB="0" distL="114300" distR="114300">
+            <wp:extent cx="7393305" cy="2967990"/>
+            <wp:effectExtent l="0" t="0" r="17145" b="3810"/>
+            <wp:docPr id="8" name="Picture 8"/>
+            <wp:cNvGraphicFramePr>
+              <a:graphicFrameLocks xmlns:a="http://schemas.openxmlformats.org/drawingml/2006/main" noChangeAspect="1"/>
+            </wp:cNvGraphicFramePr>
+            <a:graphic xmlns:a="http://schemas.openxmlformats.org/drawingml/2006/main">
+              <a:graphicData uri="http://schemas.openxmlformats.org/drawingml/2006/picture">
+                <pic:pic xmlns:pic="http://schemas.openxmlformats.org/drawingml/2006/picture">
+                  <pic:nvPicPr>
+                    <pic:cNvPr id="8" name="Picture 8"/>
+                    <pic:cNvPicPr>
+                      <a:picLocks noChangeAspect="1"/>
+                    </pic:cNvPicPr>
+                  </pic:nvPicPr>
+                  <pic:blipFill>
+                    <a:blip r:embed="rId21"/>
+                    <a:stretch>
+                      <a:fillRect/>
+                    </a:stretch>
+                  </pic:blipFill>
+                  <pic:spPr>
+                    <a:xfrm>
+                      <a:off x="0" y="0"/>
+                      <a:ext cx="7393305" cy="2967990"/>
+                    </a:xfrm>
+                    <a:prstGeom prst="rect">
+                      <a:avLst/>
+                    </a:prstGeom>
+                    <a:noFill/>
+                    <a:ln>
+                      <a:noFill/>
+                    </a:ln>
+                  </pic:spPr>
+                </pic:pic>
+              </a:graphicData>
+            </a:graphic>
+          </wp:inline>
+        </w:drawing>
+      </w:r>
+    </w:p>
+    <w:p>
+      <w:pPr>
+        <w:keepNext w:val="0"/>
+        <w:keepLines w:val="0"/>
+        <w:widowControl/>
+        <w:suppressLineNumbers w:val="0"/>
+        <w:rPr>
+          <w:rFonts w:hint="default"/>
+          <w:sz w:val="20"/>
+          <w:szCs w:val="20"/>
         </w:rPr>
       </w:pPr>
     </w:p>
@@ -1025,6 +1221,12 @@
             <w:insideV w:val="none" w:color="auto" w:sz="0" w:space="0"/>
           </w:tblBorders>
           <w:shd w:val="clear" w:color="auto" w:fill="auto"/>
+          <w:tblCellMar>
+            <w:top w:w="15" w:type="dxa"/>
+            <w:left w:w="15" w:type="dxa"/>
+            <w:bottom w:w="15" w:type="dxa"/>
+            <w:right w:w="15" w:type="dxa"/>
+          </w:tblCellMar>
         </w:tblPrEx>
         <w:trPr>
           <w:trHeight w:val="490" w:hRule="atLeast"/>
@@ -1048,8 +1250,8 @@
                 <w:rFonts w:hint="default" w:ascii="Calibri" w:hAnsi="Calibri" w:cs="Calibri"/>
                 <w:b/>
                 <w:bCs/>
-                <w:sz w:val="22"/>
-                <w:szCs w:val="22"/>
+                <w:sz w:val="20"/>
+                <w:szCs w:val="20"/>
               </w:rPr>
             </w:pPr>
             <w:r>
@@ -1058,8 +1260,8 @@
                 <w:b/>
                 <w:bCs/>
                 <w:kern w:val="0"/>
-                <w:sz w:val="22"/>
-                <w:szCs w:val="22"/>
+                <w:sz w:val="20"/>
+                <w:szCs w:val="20"/>
                 <w:lang w:val="en-US" w:eastAsia="zh-CN" w:bidi="ar"/>
               </w:rPr>
               <w:t>Question prompt (short)</w:t>
@@ -1084,8 +1286,8 @@
                 <w:rFonts w:hint="default" w:ascii="Calibri" w:hAnsi="Calibri" w:cs="Calibri"/>
                 <w:b/>
                 <w:bCs/>
-                <w:sz w:val="22"/>
-                <w:szCs w:val="22"/>
+                <w:sz w:val="20"/>
+                <w:szCs w:val="20"/>
               </w:rPr>
             </w:pPr>
             <w:r>
@@ -1094,11 +1296,97 @@
                 <w:b/>
                 <w:bCs/>
                 <w:kern w:val="0"/>
-                <w:sz w:val="22"/>
-                <w:szCs w:val="22"/>
+                <w:sz w:val="20"/>
+                <w:szCs w:val="20"/>
                 <w:lang w:val="en-US" w:eastAsia="zh-CN" w:bidi="ar"/>
               </w:rPr>
               <w:t>One-line recall answer / keywords</w:t>
+            </w:r>
+          </w:p>
+        </w:tc>
+      </w:tr>
+      <w:tr>
+        <w:tblPrEx>
+          <w:tblBorders>
+            <w:top w:val="none" w:color="auto" w:sz="0" w:space="0"/>
+            <w:left w:val="none" w:color="auto" w:sz="0" w:space="0"/>
+            <w:bottom w:val="none" w:color="auto" w:sz="0" w:space="0"/>
+            <w:right w:val="none" w:color="auto" w:sz="0" w:space="0"/>
+            <w:insideH w:val="none" w:color="auto" w:sz="0" w:space="0"/>
+            <w:insideV w:val="none" w:color="auto" w:sz="0" w:space="0"/>
+          </w:tblBorders>
+          <w:shd w:val="clear" w:color="auto" w:fill="auto"/>
+          <w:tblCellMar>
+            <w:top w:w="15" w:type="dxa"/>
+            <w:left w:w="15" w:type="dxa"/>
+            <w:bottom w:w="15" w:type="dxa"/>
+            <w:right w:w="15" w:type="dxa"/>
+          </w:tblCellMar>
+        </w:tblPrEx>
+        <w:trPr>
+          <w:trHeight w:val="476" w:hRule="atLeast"/>
+          <w:tblCellSpacing w:w="15" w:type="dxa"/>
+        </w:trPr>
+        <w:tc>
+          <w:tcPr>
+            <w:tcW w:w="0" w:type="auto"/>
+            <w:shd w:val="clear" w:color="auto" w:fill="auto"/>
+            <w:vAlign w:val="center"/>
+          </w:tcPr>
+          <w:p>
+            <w:pPr>
+              <w:keepNext w:val="0"/>
+              <w:keepLines w:val="0"/>
+              <w:widowControl/>
+              <w:suppressLineNumbers w:val="0"/>
+              <w:jc w:val="left"/>
+              <w:rPr>
+                <w:rFonts w:hint="default" w:ascii="Calibri" w:hAnsi="Calibri" w:cs="Calibri"/>
+                <w:sz w:val="20"/>
+                <w:szCs w:val="20"/>
+              </w:rPr>
+            </w:pPr>
+            <w:r>
+              <w:rPr>
+                <w:rFonts w:hint="default" w:ascii="Calibri" w:hAnsi="Calibri" w:eastAsia="SimSun" w:cs="Calibri"/>
+                <w:kern w:val="0"/>
+                <w:sz w:val="20"/>
+                <w:szCs w:val="20"/>
+                <w:lang w:val="en-US" w:eastAsia="zh-CN" w:bidi="ar"/>
+              </w:rPr>
+              <w:t>What is OOP and its pillars?</w:t>
+            </w:r>
+          </w:p>
+        </w:tc>
+        <w:tc>
+          <w:tcPr>
+            <w:tcW w:w="0" w:type="auto"/>
+            <w:gridSpan w:val="2"/>
+            <w:shd w:val="clear" w:color="auto" w:fill="auto"/>
+            <w:vAlign w:val="center"/>
+          </w:tcPr>
+          <w:p>
+            <w:pPr>
+              <w:keepNext w:val="0"/>
+              <w:keepLines w:val="0"/>
+              <w:widowControl/>
+              <w:suppressLineNumbers w:val="0"/>
+              <w:jc w:val="left"/>
+              <w:rPr>
+                <w:rFonts w:hint="default" w:ascii="Calibri" w:hAnsi="Calibri" w:cs="Calibri"/>
+                <w:sz w:val="20"/>
+                <w:szCs w:val="20"/>
+              </w:rPr>
+            </w:pPr>
+            <w:r>
+              <w:rPr>
+                <w:rFonts w:hint="default" w:ascii="Calibri" w:hAnsi="Calibri" w:eastAsia="SimSun" w:cs="Calibri"/>
+                <w:kern w:val="0"/>
+                <w:sz w:val="20"/>
+                <w:szCs w:val="20"/>
+                <w:lang w:val="en-US" w:eastAsia="zh-CN" w:bidi="ar"/>
+              </w:rPr>
+              <w:t>Encapsulation, Inheritance, Polymorphism, Abstraction — examples: class/extends/interface.</w:t>
             </w:r>
           </w:p>
         </w:tc>
@@ -1139,19 +1427,51 @@
               <w:jc w:val="left"/>
               <w:rPr>
                 <w:rFonts w:hint="default" w:ascii="Calibri" w:hAnsi="Calibri" w:cs="Calibri"/>
-                <w:sz w:val="22"/>
-                <w:szCs w:val="22"/>
+                <w:sz w:val="20"/>
+                <w:szCs w:val="20"/>
               </w:rPr>
             </w:pPr>
             <w:r>
               <w:rPr>
                 <w:rFonts w:hint="default" w:ascii="Calibri" w:hAnsi="Calibri" w:eastAsia="SimSun" w:cs="Calibri"/>
                 <w:kern w:val="0"/>
-                <w:sz w:val="22"/>
-                <w:szCs w:val="22"/>
-                <w:lang w:val="en-US" w:eastAsia="zh-CN" w:bidi="ar"/>
-              </w:rPr>
-              <w:t>What is OOP and its pillars?</w:t>
+                <w:sz w:val="20"/>
+                <w:szCs w:val="20"/>
+                <w:lang w:val="en-US" w:eastAsia="zh-CN" w:bidi="ar"/>
+              </w:rPr>
+              <w:t xml:space="preserve">Difference: </w:t>
+            </w:r>
+            <w:r>
+              <w:rPr>
+                <w:rStyle w:val="7"/>
+                <w:rFonts w:hint="default" w:ascii="Calibri" w:hAnsi="Calibri" w:eastAsia="SimSun" w:cs="Calibri"/>
+                <w:kern w:val="0"/>
+                <w:sz w:val="20"/>
+                <w:szCs w:val="20"/>
+                <w:lang w:val="en-US" w:eastAsia="zh-CN" w:bidi="ar"/>
+              </w:rPr>
+              <w:t>==</w:t>
+            </w:r>
+            <w:r>
+              <w:rPr>
+                <w:rFonts w:hint="default" w:ascii="Calibri" w:hAnsi="Calibri" w:eastAsia="SimSun" w:cs="Calibri"/>
+                <w:kern w:val="0"/>
+                <w:sz w:val="20"/>
+                <w:szCs w:val="20"/>
+                <w:lang w:val="en-US" w:eastAsia="zh-CN" w:bidi="ar"/>
+              </w:rPr>
+              <w:t xml:space="preserve"> vs </w:t>
+            </w:r>
+            <w:r>
+              <w:rPr>
+                <w:rStyle w:val="7"/>
+                <w:rFonts w:hint="default" w:ascii="Calibri" w:hAnsi="Calibri" w:eastAsia="SimSun" w:cs="Calibri"/>
+                <w:kern w:val="0"/>
+                <w:sz w:val="20"/>
+                <w:szCs w:val="20"/>
+                <w:lang w:val="en-US" w:eastAsia="zh-CN" w:bidi="ar"/>
+              </w:rPr>
+              <w:t>.equals()</w:t>
             </w:r>
           </w:p>
         </w:tc>
@@ -1171,19 +1491,137 @@
               <w:jc w:val="left"/>
               <w:rPr>
                 <w:rFonts w:hint="default" w:ascii="Calibri" w:hAnsi="Calibri" w:cs="Calibri"/>
-                <w:sz w:val="22"/>
-                <w:szCs w:val="22"/>
+                <w:sz w:val="20"/>
+                <w:szCs w:val="20"/>
               </w:rPr>
             </w:pPr>
             <w:r>
               <w:rPr>
-                <w:rFonts w:hint="default" w:ascii="Calibri" w:hAnsi="Calibri" w:eastAsia="SimSun" w:cs="Calibri"/>
-                <w:kern w:val="0"/>
-                <w:sz w:val="22"/>
-                <w:szCs w:val="22"/>
-                <w:lang w:val="en-US" w:eastAsia="zh-CN" w:bidi="ar"/>
-              </w:rPr>
-              <w:t>Encapsulation, Inheritance, Polymorphism, Abstraction — examples: class/extends/interface.</w:t>
+                <w:rStyle w:val="7"/>
+                <w:rFonts w:hint="default" w:ascii="Calibri" w:hAnsi="Calibri" w:eastAsia="SimSun" w:cs="Calibri"/>
+                <w:kern w:val="0"/>
+                <w:sz w:val="20"/>
+                <w:szCs w:val="20"/>
+                <w:lang w:val="en-US" w:eastAsia="zh-CN" w:bidi="ar"/>
+              </w:rPr>
+              <w:t>==</w:t>
+            </w:r>
+            <w:r>
+              <w:rPr>
+                <w:rFonts w:hint="default" w:ascii="Calibri" w:hAnsi="Calibri" w:eastAsia="SimSun" w:cs="Calibri"/>
+                <w:kern w:val="0"/>
+                <w:sz w:val="20"/>
+                <w:szCs w:val="20"/>
+                <w:lang w:val="en-US" w:eastAsia="zh-CN" w:bidi="ar"/>
+              </w:rPr>
+              <w:t xml:space="preserve"> compares refs; </w:t>
+            </w:r>
+            <w:r>
+              <w:rPr>
+                <w:rStyle w:val="7"/>
+                <w:rFonts w:hint="default" w:ascii="Calibri" w:hAnsi="Calibri" w:eastAsia="SimSun" w:cs="Calibri"/>
+                <w:kern w:val="0"/>
+                <w:sz w:val="20"/>
+                <w:szCs w:val="20"/>
+                <w:lang w:val="en-US" w:eastAsia="zh-CN" w:bidi="ar"/>
+              </w:rPr>
+              <w:t>.equals()</w:t>
+            </w:r>
+            <w:r>
+              <w:rPr>
+                <w:rFonts w:hint="default" w:ascii="Calibri" w:hAnsi="Calibri" w:eastAsia="SimSun" w:cs="Calibri"/>
+                <w:kern w:val="0"/>
+                <w:sz w:val="20"/>
+                <w:szCs w:val="20"/>
+                <w:lang w:val="en-US" w:eastAsia="zh-CN" w:bidi="ar"/>
+              </w:rPr>
+              <w:t xml:space="preserve"> compares logical equality (override in String/POJO).</w:t>
+            </w:r>
+          </w:p>
+        </w:tc>
+      </w:tr>
+      <w:tr>
+        <w:tblPrEx>
+          <w:tblBorders>
+            <w:top w:val="none" w:color="auto" w:sz="0" w:space="0"/>
+            <w:left w:val="none" w:color="auto" w:sz="0" w:space="0"/>
+            <w:bottom w:val="none" w:color="auto" w:sz="0" w:space="0"/>
+            <w:right w:val="none" w:color="auto" w:sz="0" w:space="0"/>
+            <w:insideH w:val="none" w:color="auto" w:sz="0" w:space="0"/>
+            <w:insideV w:val="none" w:color="auto" w:sz="0" w:space="0"/>
+          </w:tblBorders>
+          <w:shd w:val="clear" w:color="auto" w:fill="auto"/>
+          <w:tblCellMar>
+            <w:top w:w="15" w:type="dxa"/>
+            <w:left w:w="15" w:type="dxa"/>
+            <w:bottom w:w="15" w:type="dxa"/>
+            <w:right w:w="15" w:type="dxa"/>
+          </w:tblCellMar>
+        </w:tblPrEx>
+        <w:trPr>
+          <w:trHeight w:val="476" w:hRule="atLeast"/>
+          <w:tblCellSpacing w:w="15" w:type="dxa"/>
+        </w:trPr>
+        <w:tc>
+          <w:tcPr>
+            <w:tcW w:w="0" w:type="auto"/>
+            <w:shd w:val="clear" w:color="auto" w:fill="auto"/>
+            <w:vAlign w:val="center"/>
+          </w:tcPr>
+          <w:p>
+            <w:pPr>
+              <w:keepNext w:val="0"/>
+              <w:keepLines w:val="0"/>
+              <w:widowControl/>
+              <w:suppressLineNumbers w:val="0"/>
+              <w:jc w:val="left"/>
+              <w:rPr>
+                <w:rFonts w:hint="default" w:ascii="Calibri" w:hAnsi="Calibri" w:cs="Calibri"/>
+                <w:sz w:val="20"/>
+                <w:szCs w:val="20"/>
+              </w:rPr>
+            </w:pPr>
+            <w:r>
+              <w:rPr>
+                <w:rFonts w:hint="default" w:ascii="Calibri" w:hAnsi="Calibri" w:eastAsia="SimSun" w:cs="Calibri"/>
+                <w:kern w:val="0"/>
+                <w:sz w:val="20"/>
+                <w:szCs w:val="20"/>
+                <w:lang w:val="en-US" w:eastAsia="zh-CN" w:bidi="ar"/>
+              </w:rPr>
+              <w:t>Checked vs unchecked exceptions</w:t>
+            </w:r>
+          </w:p>
+        </w:tc>
+        <w:tc>
+          <w:tcPr>
+            <w:tcW w:w="0" w:type="auto"/>
+            <w:gridSpan w:val="2"/>
+            <w:shd w:val="clear" w:color="auto" w:fill="auto"/>
+            <w:vAlign w:val="center"/>
+          </w:tcPr>
+          <w:p>
+            <w:pPr>
+              <w:keepNext w:val="0"/>
+              <w:keepLines w:val="0"/>
+              <w:widowControl/>
+              <w:suppressLineNumbers w:val="0"/>
+              <w:jc w:val="left"/>
+              <w:rPr>
+                <w:rFonts w:hint="default" w:ascii="Calibri" w:hAnsi="Calibri" w:cs="Calibri"/>
+                <w:sz w:val="20"/>
+                <w:szCs w:val="20"/>
+              </w:rPr>
+            </w:pPr>
+            <w:r>
+              <w:rPr>
+                <w:rFonts w:hint="default" w:ascii="Calibri" w:hAnsi="Calibri" w:eastAsia="SimSun" w:cs="Calibri"/>
+                <w:kern w:val="0"/>
+                <w:sz w:val="20"/>
+                <w:szCs w:val="20"/>
+                <w:lang w:val="en-US" w:eastAsia="zh-CN" w:bidi="ar"/>
+              </w:rPr>
+              <w:t>Checked = compile-time (IOException), unchecked = runtime (NullPointerException).</w:t>
             </w:r>
           </w:p>
         </w:tc>
@@ -1224,51 +1662,19 @@
               <w:jc w:val="left"/>
               <w:rPr>
                 <w:rFonts w:hint="default" w:ascii="Calibri" w:hAnsi="Calibri" w:cs="Calibri"/>
-                <w:sz w:val="22"/>
-                <w:szCs w:val="22"/>
+                <w:sz w:val="20"/>
+                <w:szCs w:val="20"/>
               </w:rPr>
             </w:pPr>
             <w:r>
               <w:rPr>
                 <w:rFonts w:hint="default" w:ascii="Calibri" w:hAnsi="Calibri" w:eastAsia="SimSun" w:cs="Calibri"/>
                 <w:kern w:val="0"/>
-                <w:sz w:val="22"/>
-                <w:szCs w:val="22"/>
-                <w:lang w:val="en-US" w:eastAsia="zh-CN" w:bidi="ar"/>
-              </w:rPr>
-              <w:t xml:space="preserve">Difference: </w:t>
-            </w:r>
-            <w:r>
-              <w:rPr>
-                <w:rStyle w:val="7"/>
-                <w:rFonts w:hint="default" w:ascii="Calibri" w:hAnsi="Calibri" w:eastAsia="SimSun" w:cs="Calibri"/>
-                <w:kern w:val="0"/>
-                <w:sz w:val="22"/>
-                <w:szCs w:val="22"/>
-                <w:lang w:val="en-US" w:eastAsia="zh-CN" w:bidi="ar"/>
-              </w:rPr>
-              <w:t>==</w:t>
-            </w:r>
-            <w:r>
-              <w:rPr>
-                <w:rFonts w:hint="default" w:ascii="Calibri" w:hAnsi="Calibri" w:eastAsia="SimSun" w:cs="Calibri"/>
-                <w:kern w:val="0"/>
-                <w:sz w:val="22"/>
-                <w:szCs w:val="22"/>
-                <w:lang w:val="en-US" w:eastAsia="zh-CN" w:bidi="ar"/>
-              </w:rPr>
-              <w:t xml:space="preserve"> vs </w:t>
-            </w:r>
-            <w:r>
-              <w:rPr>
-                <w:rStyle w:val="7"/>
-                <w:rFonts w:hint="default" w:ascii="Calibri" w:hAnsi="Calibri" w:eastAsia="SimSun" w:cs="Calibri"/>
-                <w:kern w:val="0"/>
-                <w:sz w:val="22"/>
-                <w:szCs w:val="22"/>
-                <w:lang w:val="en-US" w:eastAsia="zh-CN" w:bidi="ar"/>
-              </w:rPr>
-              <w:t>.equals()</w:t>
+                <w:sz w:val="20"/>
+                <w:szCs w:val="20"/>
+                <w:lang w:val="en-US" w:eastAsia="zh-CN" w:bidi="ar"/>
+              </w:rPr>
+              <w:t>Final vs finally vs finalize</w:t>
             </w:r>
           </w:p>
         </w:tc>
@@ -1288,8 +1694,8 @@
               <w:jc w:val="left"/>
               <w:rPr>
                 <w:rFonts w:hint="default" w:ascii="Calibri" w:hAnsi="Calibri" w:cs="Calibri"/>
-                <w:sz w:val="22"/>
-                <w:szCs w:val="22"/>
+                <w:sz w:val="20"/>
+                <w:szCs w:val="20"/>
               </w:rPr>
             </w:pPr>
             <w:r>
@@ -1297,42 +1703,63 @@
                 <w:rStyle w:val="7"/>
                 <w:rFonts w:hint="default" w:ascii="Calibri" w:hAnsi="Calibri" w:eastAsia="SimSun" w:cs="Calibri"/>
                 <w:kern w:val="0"/>
-                <w:sz w:val="22"/>
-                <w:szCs w:val="22"/>
-                <w:lang w:val="en-US" w:eastAsia="zh-CN" w:bidi="ar"/>
-              </w:rPr>
-              <w:t>==</w:t>
-            </w:r>
-            <w:r>
-              <w:rPr>
-                <w:rFonts w:hint="default" w:ascii="Calibri" w:hAnsi="Calibri" w:eastAsia="SimSun" w:cs="Calibri"/>
-                <w:kern w:val="0"/>
-                <w:sz w:val="22"/>
-                <w:szCs w:val="22"/>
-                <w:lang w:val="en-US" w:eastAsia="zh-CN" w:bidi="ar"/>
-              </w:rPr>
-              <w:t xml:space="preserve"> compares refs; </w:t>
+                <w:sz w:val="20"/>
+                <w:szCs w:val="20"/>
+                <w:lang w:val="en-US" w:eastAsia="zh-CN" w:bidi="ar"/>
+              </w:rPr>
+              <w:t>final</w:t>
+            </w:r>
+            <w:r>
+              <w:rPr>
+                <w:rFonts w:hint="default" w:ascii="Calibri" w:hAnsi="Calibri" w:eastAsia="SimSun" w:cs="Calibri"/>
+                <w:kern w:val="0"/>
+                <w:sz w:val="20"/>
+                <w:szCs w:val="20"/>
+                <w:lang w:val="en-US" w:eastAsia="zh-CN" w:bidi="ar"/>
+              </w:rPr>
+              <w:t xml:space="preserve"> (const), </w:t>
             </w:r>
             <w:r>
               <w:rPr>
                 <w:rStyle w:val="7"/>
                 <w:rFonts w:hint="default" w:ascii="Calibri" w:hAnsi="Calibri" w:eastAsia="SimSun" w:cs="Calibri"/>
                 <w:kern w:val="0"/>
-                <w:sz w:val="22"/>
-                <w:szCs w:val="22"/>
-                <w:lang w:val="en-US" w:eastAsia="zh-CN" w:bidi="ar"/>
-              </w:rPr>
-              <w:t>.equals()</w:t>
-            </w:r>
-            <w:r>
-              <w:rPr>
-                <w:rFonts w:hint="default" w:ascii="Calibri" w:hAnsi="Calibri" w:eastAsia="SimSun" w:cs="Calibri"/>
-                <w:kern w:val="0"/>
-                <w:sz w:val="22"/>
-                <w:szCs w:val="22"/>
-                <w:lang w:val="en-US" w:eastAsia="zh-CN" w:bidi="ar"/>
-              </w:rPr>
-              <w:t xml:space="preserve"> compares logical equality (override in String/POJO).</w:t>
+                <w:sz w:val="20"/>
+                <w:szCs w:val="20"/>
+                <w:lang w:val="en-US" w:eastAsia="zh-CN" w:bidi="ar"/>
+              </w:rPr>
+              <w:t>finally</w:t>
+            </w:r>
+            <w:r>
+              <w:rPr>
+                <w:rFonts w:hint="default" w:ascii="Calibri" w:hAnsi="Calibri" w:eastAsia="SimSun" w:cs="Calibri"/>
+                <w:kern w:val="0"/>
+                <w:sz w:val="20"/>
+                <w:szCs w:val="20"/>
+                <w:lang w:val="en-US" w:eastAsia="zh-CN" w:bidi="ar"/>
+              </w:rPr>
+              <w:t xml:space="preserve"> (block), </w:t>
+            </w:r>
+            <w:r>
+              <w:rPr>
+                <w:rStyle w:val="7"/>
+                <w:rFonts w:hint="default" w:ascii="Calibri" w:hAnsi="Calibri" w:eastAsia="SimSun" w:cs="Calibri"/>
+                <w:kern w:val="0"/>
+                <w:sz w:val="20"/>
+                <w:szCs w:val="20"/>
+                <w:lang w:val="en-US" w:eastAsia="zh-CN" w:bidi="ar"/>
+              </w:rPr>
+              <w:t>finalize()</w:t>
+            </w:r>
+            <w:r>
+              <w:rPr>
+                <w:rFonts w:hint="default" w:ascii="Calibri" w:hAnsi="Calibri" w:eastAsia="SimSun" w:cs="Calibri"/>
+                <w:kern w:val="0"/>
+                <w:sz w:val="20"/>
+                <w:szCs w:val="20"/>
+                <w:lang w:val="en-US" w:eastAsia="zh-CN" w:bidi="ar"/>
+              </w:rPr>
+              <w:t xml:space="preserve"> (GC hook — deprecated).</w:t>
             </w:r>
           </w:p>
         </w:tc>
@@ -1347,6 +1774,7 @@
             <w:insideH w:val="none" w:color="auto" w:sz="0" w:space="0"/>
             <w:insideV w:val="none" w:color="auto" w:sz="0" w:space="0"/>
           </w:tblBorders>
+          <w:shd w:val="clear" w:color="auto" w:fill="auto"/>
           <w:tblCellMar>
             <w:top w:w="15" w:type="dxa"/>
             <w:left w:w="15" w:type="dxa"/>
@@ -1373,19 +1801,19 @@
               <w:jc w:val="left"/>
               <w:rPr>
                 <w:rFonts w:hint="default" w:ascii="Calibri" w:hAnsi="Calibri" w:cs="Calibri"/>
-                <w:sz w:val="22"/>
-                <w:szCs w:val="22"/>
+                <w:sz w:val="20"/>
+                <w:szCs w:val="20"/>
               </w:rPr>
             </w:pPr>
             <w:r>
               <w:rPr>
                 <w:rFonts w:hint="default" w:ascii="Calibri" w:hAnsi="Calibri" w:eastAsia="SimSun" w:cs="Calibri"/>
                 <w:kern w:val="0"/>
-                <w:sz w:val="22"/>
-                <w:szCs w:val="22"/>
-                <w:lang w:val="en-US" w:eastAsia="zh-CN" w:bidi="ar"/>
-              </w:rPr>
-              <w:t>Checked vs unchecked exceptions</w:t>
+                <w:sz w:val="20"/>
+                <w:szCs w:val="20"/>
+                <w:lang w:val="en-US" w:eastAsia="zh-CN" w:bidi="ar"/>
+              </w:rPr>
+              <w:t>String immutability &amp; StringBuilder</w:t>
             </w:r>
           </w:p>
         </w:tc>
@@ -1405,239 +1833,16 @@
               <w:jc w:val="left"/>
               <w:rPr>
                 <w:rFonts w:hint="default" w:ascii="Calibri" w:hAnsi="Calibri" w:cs="Calibri"/>
-                <w:sz w:val="22"/>
-                <w:szCs w:val="22"/>
+                <w:sz w:val="20"/>
+                <w:szCs w:val="20"/>
               </w:rPr>
             </w:pPr>
             <w:r>
               <w:rPr>
                 <w:rFonts w:hint="default" w:ascii="Calibri" w:hAnsi="Calibri" w:eastAsia="SimSun" w:cs="Calibri"/>
                 <w:kern w:val="0"/>
-                <w:sz w:val="22"/>
-                <w:szCs w:val="22"/>
-                <w:lang w:val="en-US" w:eastAsia="zh-CN" w:bidi="ar"/>
-              </w:rPr>
-              <w:t>Checked = compile-time (IOException), unchecked = runtime (NullPointerException).</w:t>
-            </w:r>
-          </w:p>
-        </w:tc>
-      </w:tr>
-      <w:tr>
-        <w:tblPrEx>
-          <w:tblBorders>
-            <w:top w:val="none" w:color="auto" w:sz="0" w:space="0"/>
-            <w:left w:val="none" w:color="auto" w:sz="0" w:space="0"/>
-            <w:bottom w:val="none" w:color="auto" w:sz="0" w:space="0"/>
-            <w:right w:val="none" w:color="auto" w:sz="0" w:space="0"/>
-            <w:insideH w:val="none" w:color="auto" w:sz="0" w:space="0"/>
-            <w:insideV w:val="none" w:color="auto" w:sz="0" w:space="0"/>
-          </w:tblBorders>
-          <w:tblCellMar>
-            <w:top w:w="15" w:type="dxa"/>
-            <w:left w:w="15" w:type="dxa"/>
-            <w:bottom w:w="15" w:type="dxa"/>
-            <w:right w:w="15" w:type="dxa"/>
-          </w:tblCellMar>
-        </w:tblPrEx>
-        <w:trPr>
-          <w:trHeight w:val="476" w:hRule="atLeast"/>
-          <w:tblCellSpacing w:w="15" w:type="dxa"/>
-        </w:trPr>
-        <w:tc>
-          <w:tcPr>
-            <w:tcW w:w="0" w:type="auto"/>
-            <w:shd w:val="clear" w:color="auto" w:fill="auto"/>
-            <w:vAlign w:val="center"/>
-          </w:tcPr>
-          <w:p>
-            <w:pPr>
-              <w:keepNext w:val="0"/>
-              <w:keepLines w:val="0"/>
-              <w:widowControl/>
-              <w:suppressLineNumbers w:val="0"/>
-              <w:jc w:val="left"/>
-              <w:rPr>
-                <w:rFonts w:hint="default" w:ascii="Calibri" w:hAnsi="Calibri" w:cs="Calibri"/>
-                <w:sz w:val="22"/>
-                <w:szCs w:val="22"/>
-              </w:rPr>
-            </w:pPr>
-            <w:r>
-              <w:rPr>
-                <w:rFonts w:hint="default" w:ascii="Calibri" w:hAnsi="Calibri" w:eastAsia="SimSun" w:cs="Calibri"/>
-                <w:kern w:val="0"/>
-                <w:sz w:val="22"/>
-                <w:szCs w:val="22"/>
-                <w:lang w:val="en-US" w:eastAsia="zh-CN" w:bidi="ar"/>
-              </w:rPr>
-              <w:t>Final vs finally vs finalize</w:t>
-            </w:r>
-          </w:p>
-        </w:tc>
-        <w:tc>
-          <w:tcPr>
-            <w:tcW w:w="0" w:type="auto"/>
-            <w:gridSpan w:val="2"/>
-            <w:shd w:val="clear" w:color="auto" w:fill="auto"/>
-            <w:vAlign w:val="center"/>
-          </w:tcPr>
-          <w:p>
-            <w:pPr>
-              <w:keepNext w:val="0"/>
-              <w:keepLines w:val="0"/>
-              <w:widowControl/>
-              <w:suppressLineNumbers w:val="0"/>
-              <w:jc w:val="left"/>
-              <w:rPr>
-                <w:rFonts w:hint="default" w:ascii="Calibri" w:hAnsi="Calibri" w:cs="Calibri"/>
-                <w:sz w:val="22"/>
-                <w:szCs w:val="22"/>
-              </w:rPr>
-            </w:pPr>
-            <w:r>
-              <w:rPr>
-                <w:rStyle w:val="7"/>
-                <w:rFonts w:hint="default" w:ascii="Calibri" w:hAnsi="Calibri" w:eastAsia="SimSun" w:cs="Calibri"/>
-                <w:kern w:val="0"/>
-                <w:sz w:val="22"/>
-                <w:szCs w:val="22"/>
-                <w:lang w:val="en-US" w:eastAsia="zh-CN" w:bidi="ar"/>
-              </w:rPr>
-              <w:t>final</w:t>
-            </w:r>
-            <w:r>
-              <w:rPr>
-                <w:rFonts w:hint="default" w:ascii="Calibri" w:hAnsi="Calibri" w:eastAsia="SimSun" w:cs="Calibri"/>
-                <w:kern w:val="0"/>
-                <w:sz w:val="22"/>
-                <w:szCs w:val="22"/>
-                <w:lang w:val="en-US" w:eastAsia="zh-CN" w:bidi="ar"/>
-              </w:rPr>
-              <w:t xml:space="preserve"> (const), </w:t>
-            </w:r>
-            <w:r>
-              <w:rPr>
-                <w:rStyle w:val="7"/>
-                <w:rFonts w:hint="default" w:ascii="Calibri" w:hAnsi="Calibri" w:eastAsia="SimSun" w:cs="Calibri"/>
-                <w:kern w:val="0"/>
-                <w:sz w:val="22"/>
-                <w:szCs w:val="22"/>
-                <w:lang w:val="en-US" w:eastAsia="zh-CN" w:bidi="ar"/>
-              </w:rPr>
-              <w:t>finally</w:t>
-            </w:r>
-            <w:r>
-              <w:rPr>
-                <w:rFonts w:hint="default" w:ascii="Calibri" w:hAnsi="Calibri" w:eastAsia="SimSun" w:cs="Calibri"/>
-                <w:kern w:val="0"/>
-                <w:sz w:val="22"/>
-                <w:szCs w:val="22"/>
-                <w:lang w:val="en-US" w:eastAsia="zh-CN" w:bidi="ar"/>
-              </w:rPr>
-              <w:t xml:space="preserve"> (block), </w:t>
-            </w:r>
-            <w:r>
-              <w:rPr>
-                <w:rStyle w:val="7"/>
-                <w:rFonts w:hint="default" w:ascii="Calibri" w:hAnsi="Calibri" w:eastAsia="SimSun" w:cs="Calibri"/>
-                <w:kern w:val="0"/>
-                <w:sz w:val="22"/>
-                <w:szCs w:val="22"/>
-                <w:lang w:val="en-US" w:eastAsia="zh-CN" w:bidi="ar"/>
-              </w:rPr>
-              <w:t>finalize()</w:t>
-            </w:r>
-            <w:r>
-              <w:rPr>
-                <w:rFonts w:hint="default" w:ascii="Calibri" w:hAnsi="Calibri" w:eastAsia="SimSun" w:cs="Calibri"/>
-                <w:kern w:val="0"/>
-                <w:sz w:val="22"/>
-                <w:szCs w:val="22"/>
-                <w:lang w:val="en-US" w:eastAsia="zh-CN" w:bidi="ar"/>
-              </w:rPr>
-              <w:t xml:space="preserve"> (GC hook — deprecated).</w:t>
-            </w:r>
-          </w:p>
-        </w:tc>
-      </w:tr>
-      <w:tr>
-        <w:tblPrEx>
-          <w:tblBorders>
-            <w:top w:val="none" w:color="auto" w:sz="0" w:space="0"/>
-            <w:left w:val="none" w:color="auto" w:sz="0" w:space="0"/>
-            <w:bottom w:val="none" w:color="auto" w:sz="0" w:space="0"/>
-            <w:right w:val="none" w:color="auto" w:sz="0" w:space="0"/>
-            <w:insideH w:val="none" w:color="auto" w:sz="0" w:space="0"/>
-            <w:insideV w:val="none" w:color="auto" w:sz="0" w:space="0"/>
-          </w:tblBorders>
-          <w:tblCellMar>
-            <w:top w:w="15" w:type="dxa"/>
-            <w:left w:w="15" w:type="dxa"/>
-            <w:bottom w:w="15" w:type="dxa"/>
-            <w:right w:w="15" w:type="dxa"/>
-          </w:tblCellMar>
-        </w:tblPrEx>
-        <w:trPr>
-          <w:trHeight w:val="476" w:hRule="atLeast"/>
-          <w:tblCellSpacing w:w="15" w:type="dxa"/>
-        </w:trPr>
-        <w:tc>
-          <w:tcPr>
-            <w:tcW w:w="0" w:type="auto"/>
-            <w:shd w:val="clear" w:color="auto" w:fill="auto"/>
-            <w:vAlign w:val="center"/>
-          </w:tcPr>
-          <w:p>
-            <w:pPr>
-              <w:keepNext w:val="0"/>
-              <w:keepLines w:val="0"/>
-              <w:widowControl/>
-              <w:suppressLineNumbers w:val="0"/>
-              <w:jc w:val="left"/>
-              <w:rPr>
-                <w:rFonts w:hint="default" w:ascii="Calibri" w:hAnsi="Calibri" w:cs="Calibri"/>
-                <w:sz w:val="22"/>
-                <w:szCs w:val="22"/>
-              </w:rPr>
-            </w:pPr>
-            <w:r>
-              <w:rPr>
-                <w:rFonts w:hint="default" w:ascii="Calibri" w:hAnsi="Calibri" w:eastAsia="SimSun" w:cs="Calibri"/>
-                <w:kern w:val="0"/>
-                <w:sz w:val="22"/>
-                <w:szCs w:val="22"/>
-                <w:lang w:val="en-US" w:eastAsia="zh-CN" w:bidi="ar"/>
-              </w:rPr>
-              <w:t>String immutability &amp; StringBuilder</w:t>
-            </w:r>
-          </w:p>
-        </w:tc>
-        <w:tc>
-          <w:tcPr>
-            <w:tcW w:w="0" w:type="auto"/>
-            <w:gridSpan w:val="2"/>
-            <w:shd w:val="clear" w:color="auto" w:fill="auto"/>
-            <w:vAlign w:val="center"/>
-          </w:tcPr>
-          <w:p>
-            <w:pPr>
-              <w:keepNext w:val="0"/>
-              <w:keepLines w:val="0"/>
-              <w:widowControl/>
-              <w:suppressLineNumbers w:val="0"/>
-              <w:jc w:val="left"/>
-              <w:rPr>
-                <w:rFonts w:hint="default" w:ascii="Calibri" w:hAnsi="Calibri" w:cs="Calibri"/>
-                <w:sz w:val="22"/>
-                <w:szCs w:val="22"/>
-              </w:rPr>
-            </w:pPr>
-            <w:r>
-              <w:rPr>
-                <w:rFonts w:hint="default" w:ascii="Calibri" w:hAnsi="Calibri" w:eastAsia="SimSun" w:cs="Calibri"/>
-                <w:kern w:val="0"/>
-                <w:sz w:val="22"/>
-                <w:szCs w:val="22"/>
+                <w:sz w:val="20"/>
+                <w:szCs w:val="20"/>
                 <w:lang w:val="en-US" w:eastAsia="zh-CN" w:bidi="ar"/>
               </w:rPr>
               <w:t>String immutable → use StringBuilder for mutability/perf.</w:t>
@@ -1686,8 +1891,8 @@
                 <w:rFonts w:hint="default" w:ascii="Calibri" w:hAnsi="Calibri" w:cs="Calibri"/>
                 <w:b/>
                 <w:bCs/>
-                <w:sz w:val="22"/>
-                <w:szCs w:val="22"/>
+                <w:sz w:val="20"/>
+                <w:szCs w:val="20"/>
               </w:rPr>
             </w:pPr>
             <w:r>
@@ -1696,8 +1901,8 @@
                 <w:b/>
                 <w:bCs/>
                 <w:kern w:val="0"/>
-                <w:sz w:val="22"/>
-                <w:szCs w:val="22"/>
+                <w:sz w:val="20"/>
+                <w:szCs w:val="20"/>
                 <w:lang w:val="en-US" w:eastAsia="zh-CN" w:bidi="ar"/>
               </w:rPr>
               <w:t xml:space="preserve">   Prompt</w:t>
@@ -1721,8 +1926,8 @@
                 <w:rFonts w:hint="default" w:ascii="Calibri" w:hAnsi="Calibri" w:cs="Calibri"/>
                 <w:b/>
                 <w:bCs/>
-                <w:sz w:val="22"/>
-                <w:szCs w:val="22"/>
+                <w:sz w:val="20"/>
+                <w:szCs w:val="20"/>
               </w:rPr>
             </w:pPr>
             <w:r>
@@ -1731,8 +1936,8 @@
                 <w:b/>
                 <w:bCs/>
                 <w:kern w:val="0"/>
-                <w:sz w:val="22"/>
-                <w:szCs w:val="22"/>
+                <w:sz w:val="20"/>
+                <w:szCs w:val="20"/>
                 <w:lang w:val="en-US" w:eastAsia="zh-CN" w:bidi="ar"/>
               </w:rPr>
               <w:t>Recall keywords</w:t>
@@ -1778,16 +1983,16 @@
               <w:jc w:val="left"/>
               <w:rPr>
                 <w:rFonts w:hint="default" w:ascii="Calibri" w:hAnsi="Calibri" w:cs="Calibri"/>
-                <w:sz w:val="22"/>
-                <w:szCs w:val="22"/>
+                <w:sz w:val="20"/>
+                <w:szCs w:val="20"/>
               </w:rPr>
             </w:pPr>
             <w:r>
               <w:rPr>
                 <w:rFonts w:hint="default" w:ascii="Calibri" w:hAnsi="Calibri" w:eastAsia="SimSun" w:cs="Calibri"/>
                 <w:kern w:val="0"/>
-                <w:sz w:val="22"/>
-                <w:szCs w:val="22"/>
+                <w:sz w:val="20"/>
+                <w:szCs w:val="20"/>
                 <w:lang w:val="en-US" w:eastAsia="zh-CN" w:bidi="ar"/>
               </w:rPr>
               <w:t>ArrayList vs LinkedList</w:t>
@@ -1809,16 +2014,16 @@
               <w:jc w:val="left"/>
               <w:rPr>
                 <w:rFonts w:hint="default" w:ascii="Calibri" w:hAnsi="Calibri" w:cs="Calibri"/>
-                <w:sz w:val="22"/>
-                <w:szCs w:val="22"/>
+                <w:sz w:val="20"/>
+                <w:szCs w:val="20"/>
               </w:rPr>
             </w:pPr>
             <w:r>
               <w:rPr>
                 <w:rFonts w:hint="default" w:ascii="Calibri" w:hAnsi="Calibri" w:eastAsia="SimSun" w:cs="Calibri"/>
                 <w:kern w:val="0"/>
-                <w:sz w:val="22"/>
-                <w:szCs w:val="22"/>
+                <w:sz w:val="20"/>
+                <w:szCs w:val="20"/>
                 <w:lang w:val="en-US" w:eastAsia="zh-CN" w:bidi="ar"/>
               </w:rPr>
               <w:t>ArrayList: random access, resize cost; LinkedList: cheap inserts, no random access.</w:t>
@@ -1864,16 +2069,16 @@
               <w:jc w:val="left"/>
               <w:rPr>
                 <w:rFonts w:hint="default" w:ascii="Calibri" w:hAnsi="Calibri" w:cs="Calibri"/>
-                <w:sz w:val="22"/>
-                <w:szCs w:val="22"/>
+                <w:sz w:val="20"/>
+                <w:szCs w:val="20"/>
               </w:rPr>
             </w:pPr>
             <w:r>
               <w:rPr>
                 <w:rFonts w:hint="default" w:ascii="Calibri" w:hAnsi="Calibri" w:eastAsia="SimSun" w:cs="Calibri"/>
                 <w:kern w:val="0"/>
-                <w:sz w:val="22"/>
-                <w:szCs w:val="22"/>
+                <w:sz w:val="20"/>
+                <w:szCs w:val="20"/>
                 <w:lang w:val="en-US" w:eastAsia="zh-CN" w:bidi="ar"/>
               </w:rPr>
               <w:t>HashMap internal working</w:t>
@@ -1895,16 +2100,16 @@
               <w:jc w:val="left"/>
               <w:rPr>
                 <w:rFonts w:hint="default" w:ascii="Calibri" w:hAnsi="Calibri" w:cs="Calibri"/>
-                <w:sz w:val="22"/>
-                <w:szCs w:val="22"/>
+                <w:sz w:val="20"/>
+                <w:szCs w:val="20"/>
               </w:rPr>
             </w:pPr>
             <w:r>
               <w:rPr>
                 <w:rFonts w:hint="default" w:ascii="Calibri" w:hAnsi="Calibri" w:eastAsia="SimSun" w:cs="Calibri"/>
                 <w:kern w:val="0"/>
-                <w:sz w:val="22"/>
-                <w:szCs w:val="22"/>
+                <w:sz w:val="20"/>
+                <w:szCs w:val="20"/>
                 <w:lang w:val="en-US" w:eastAsia="zh-CN" w:bidi="ar"/>
               </w:rPr>
               <w:t>Buckets, hashCode(), equals(), resizing(load factor 0.75), separate chaining.</w:t>
@@ -1950,16 +2155,16 @@
               <w:jc w:val="left"/>
               <w:rPr>
                 <w:rFonts w:hint="default" w:ascii="Calibri" w:hAnsi="Calibri" w:cs="Calibri"/>
-                <w:sz w:val="22"/>
-                <w:szCs w:val="22"/>
+                <w:sz w:val="20"/>
+                <w:szCs w:val="20"/>
               </w:rPr>
             </w:pPr>
             <w:r>
               <w:rPr>
                 <w:rFonts w:hint="default" w:ascii="Calibri" w:hAnsi="Calibri" w:eastAsia="SimSun" w:cs="Calibri"/>
                 <w:kern w:val="0"/>
-                <w:sz w:val="22"/>
-                <w:szCs w:val="22"/>
+                <w:sz w:val="20"/>
+                <w:szCs w:val="20"/>
                 <w:lang w:val="en-US" w:eastAsia="zh-CN" w:bidi="ar"/>
               </w:rPr>
               <w:t>ConcurrentHashMap vs HashMap</w:t>
@@ -1981,16 +2186,16 @@
               <w:jc w:val="left"/>
               <w:rPr>
                 <w:rFonts w:hint="default" w:ascii="Calibri" w:hAnsi="Calibri" w:cs="Calibri"/>
-                <w:sz w:val="22"/>
-                <w:szCs w:val="22"/>
+                <w:sz w:val="20"/>
+                <w:szCs w:val="20"/>
               </w:rPr>
             </w:pPr>
             <w:r>
               <w:rPr>
                 <w:rFonts w:hint="default" w:ascii="Calibri" w:hAnsi="Calibri" w:eastAsia="SimSun" w:cs="Calibri"/>
                 <w:kern w:val="0"/>
-                <w:sz w:val="22"/>
-                <w:szCs w:val="22"/>
+                <w:sz w:val="20"/>
+                <w:szCs w:val="20"/>
                 <w:lang w:val="en-US" w:eastAsia="zh-CN" w:bidi="ar"/>
               </w:rPr>
               <w:t>CHM: thread-safe, segment/lock-free bins; HashMap not thread-safe.</w:t>
@@ -2036,16 +2241,16 @@
               <w:jc w:val="left"/>
               <w:rPr>
                 <w:rFonts w:hint="default" w:ascii="Calibri" w:hAnsi="Calibri" w:cs="Calibri"/>
-                <w:sz w:val="22"/>
-                <w:szCs w:val="22"/>
+                <w:sz w:val="20"/>
+                <w:szCs w:val="20"/>
               </w:rPr>
             </w:pPr>
             <w:r>
               <w:rPr>
                 <w:rFonts w:hint="default" w:ascii="Calibri" w:hAnsi="Calibri" w:eastAsia="SimSun" w:cs="Calibri"/>
                 <w:kern w:val="0"/>
-                <w:sz w:val="22"/>
-                <w:szCs w:val="22"/>
+                <w:sz w:val="20"/>
+                <w:szCs w:val="20"/>
                 <w:lang w:val="en-US" w:eastAsia="zh-CN" w:bidi="ar"/>
               </w:rPr>
               <w:t>Thread vs Runnable</w:t>
@@ -2067,16 +2272,16 @@
               <w:jc w:val="left"/>
               <w:rPr>
                 <w:rFonts w:hint="default" w:ascii="Calibri" w:hAnsi="Calibri" w:cs="Calibri"/>
-                <w:sz w:val="22"/>
-                <w:szCs w:val="22"/>
+                <w:sz w:val="20"/>
+                <w:szCs w:val="20"/>
               </w:rPr>
             </w:pPr>
             <w:r>
               <w:rPr>
                 <w:rFonts w:hint="default" w:ascii="Calibri" w:hAnsi="Calibri" w:eastAsia="SimSun" w:cs="Calibri"/>
                 <w:kern w:val="0"/>
-                <w:sz w:val="22"/>
-                <w:szCs w:val="22"/>
+                <w:sz w:val="20"/>
+                <w:szCs w:val="20"/>
                 <w:lang w:val="en-US" w:eastAsia="zh-CN" w:bidi="ar"/>
               </w:rPr>
               <w:t xml:space="preserve">Thread extends Thread; Runnable single </w:t>
@@ -2086,8 +2291,8 @@
                 <w:rStyle w:val="7"/>
                 <w:rFonts w:hint="default" w:ascii="Calibri" w:hAnsi="Calibri" w:eastAsia="SimSun" w:cs="Calibri"/>
                 <w:kern w:val="0"/>
-                <w:sz w:val="22"/>
-                <w:szCs w:val="22"/>
+                <w:sz w:val="20"/>
+                <w:szCs w:val="20"/>
                 <w:lang w:val="en-US" w:eastAsia="zh-CN" w:bidi="ar"/>
               </w:rPr>
               <w:t>run()</w:t>
@@ -2096,8 +2301,8 @@
               <w:rPr>
                 <w:rFonts w:hint="default" w:ascii="Calibri" w:hAnsi="Calibri" w:eastAsia="SimSun" w:cs="Calibri"/>
                 <w:kern w:val="0"/>
-                <w:sz w:val="22"/>
-                <w:szCs w:val="22"/>
+                <w:sz w:val="20"/>
+                <w:szCs w:val="20"/>
                 <w:lang w:val="en-US" w:eastAsia="zh-CN" w:bidi="ar"/>
               </w:rPr>
               <w:t xml:space="preserve"> to pass to Thread.</w:t>
@@ -2115,6 +2320,7 @@
             <w:insideH w:val="none" w:color="auto" w:sz="0" w:space="0"/>
             <w:insideV w:val="none" w:color="auto" w:sz="0" w:space="0"/>
           </w:tblBorders>
+          <w:shd w:val="clear" w:color="auto" w:fill="auto"/>
           <w:tblCellMar>
             <w:top w:w="15" w:type="dxa"/>
             <w:left w:w="15" w:type="dxa"/>
@@ -2143,16 +2349,16 @@
               <w:jc w:val="left"/>
               <w:rPr>
                 <w:rFonts w:hint="default" w:ascii="Calibri" w:hAnsi="Calibri" w:cs="Calibri"/>
-                <w:sz w:val="22"/>
-                <w:szCs w:val="22"/>
+                <w:sz w:val="20"/>
+                <w:szCs w:val="20"/>
               </w:rPr>
             </w:pPr>
             <w:r>
               <w:rPr>
                 <w:rFonts w:hint="default" w:ascii="Calibri" w:hAnsi="Calibri" w:eastAsia="SimSun" w:cs="Calibri"/>
                 <w:kern w:val="0"/>
-                <w:sz w:val="22"/>
-                <w:szCs w:val="22"/>
+                <w:sz w:val="20"/>
+                <w:szCs w:val="20"/>
                 <w:lang w:val="en-US" w:eastAsia="zh-CN" w:bidi="ar"/>
               </w:rPr>
               <w:t>Synchronization mechanisms</w:t>
@@ -2174,8 +2380,8 @@
               <w:jc w:val="left"/>
               <w:rPr>
                 <w:rFonts w:hint="default" w:ascii="Calibri" w:hAnsi="Calibri" w:cs="Calibri"/>
-                <w:sz w:val="22"/>
-                <w:szCs w:val="22"/>
+                <w:sz w:val="20"/>
+                <w:szCs w:val="20"/>
               </w:rPr>
             </w:pPr>
             <w:r>
@@ -2183,8 +2389,8 @@
                 <w:rStyle w:val="7"/>
                 <w:rFonts w:hint="default" w:ascii="Calibri" w:hAnsi="Calibri" w:eastAsia="SimSun" w:cs="Calibri"/>
                 <w:kern w:val="0"/>
-                <w:sz w:val="22"/>
-                <w:szCs w:val="22"/>
+                <w:sz w:val="20"/>
+                <w:szCs w:val="20"/>
                 <w:lang w:val="en-US" w:eastAsia="zh-CN" w:bidi="ar"/>
               </w:rPr>
               <w:t>synchronized</w:t>
@@ -2193,8 +2399,8 @@
               <w:rPr>
                 <w:rFonts w:hint="default" w:ascii="Calibri" w:hAnsi="Calibri" w:eastAsia="SimSun" w:cs="Calibri"/>
                 <w:kern w:val="0"/>
-                <w:sz w:val="22"/>
-                <w:szCs w:val="22"/>
+                <w:sz w:val="20"/>
+                <w:szCs w:val="20"/>
                 <w:lang w:val="en-US" w:eastAsia="zh-CN" w:bidi="ar"/>
               </w:rPr>
               <w:t xml:space="preserve">, </w:t>
@@ -2204,8 +2410,8 @@
                 <w:rStyle w:val="7"/>
                 <w:rFonts w:hint="default" w:ascii="Calibri" w:hAnsi="Calibri" w:eastAsia="SimSun" w:cs="Calibri"/>
                 <w:kern w:val="0"/>
-                <w:sz w:val="22"/>
-                <w:szCs w:val="22"/>
+                <w:sz w:val="20"/>
+                <w:szCs w:val="20"/>
                 <w:lang w:val="en-US" w:eastAsia="zh-CN" w:bidi="ar"/>
               </w:rPr>
               <w:t>volatile</w:t>
@@ -2214,8 +2420,8 @@
               <w:rPr>
                 <w:rFonts w:hint="default" w:ascii="Calibri" w:hAnsi="Calibri" w:eastAsia="SimSun" w:cs="Calibri"/>
                 <w:kern w:val="0"/>
-                <w:sz w:val="22"/>
-                <w:szCs w:val="22"/>
+                <w:sz w:val="20"/>
+                <w:szCs w:val="20"/>
                 <w:lang w:val="en-US" w:eastAsia="zh-CN" w:bidi="ar"/>
               </w:rPr>
               <w:t xml:space="preserve">, </w:t>
@@ -2225,8 +2431,8 @@
                 <w:rStyle w:val="7"/>
                 <w:rFonts w:hint="default" w:ascii="Calibri" w:hAnsi="Calibri" w:eastAsia="SimSun" w:cs="Calibri"/>
                 <w:kern w:val="0"/>
-                <w:sz w:val="22"/>
-                <w:szCs w:val="22"/>
+                <w:sz w:val="20"/>
+                <w:szCs w:val="20"/>
                 <w:lang w:val="en-US" w:eastAsia="zh-CN" w:bidi="ar"/>
               </w:rPr>
               <w:t>ReentrantLock</w:t>
@@ -2235,8 +2441,8 @@
               <w:rPr>
                 <w:rFonts w:hint="default" w:ascii="Calibri" w:hAnsi="Calibri" w:eastAsia="SimSun" w:cs="Calibri"/>
                 <w:kern w:val="0"/>
-                <w:sz w:val="22"/>
-                <w:szCs w:val="22"/>
+                <w:sz w:val="20"/>
+                <w:szCs w:val="20"/>
                 <w:lang w:val="en-US" w:eastAsia="zh-CN" w:bidi="ar"/>
               </w:rPr>
               <w:t xml:space="preserve">, </w:t>
@@ -2246,8 +2452,8 @@
                 <w:rStyle w:val="7"/>
                 <w:rFonts w:hint="default" w:ascii="Calibri" w:hAnsi="Calibri" w:eastAsia="SimSun" w:cs="Calibri"/>
                 <w:kern w:val="0"/>
-                <w:sz w:val="22"/>
-                <w:szCs w:val="22"/>
+                <w:sz w:val="20"/>
+                <w:szCs w:val="20"/>
                 <w:lang w:val="en-US" w:eastAsia="zh-CN" w:bidi="ar"/>
               </w:rPr>
               <w:t>AtomicX</w:t>
@@ -2256,8 +2462,8 @@
               <w:rPr>
                 <w:rFonts w:hint="default" w:ascii="Calibri" w:hAnsi="Calibri" w:eastAsia="SimSun" w:cs="Calibri"/>
                 <w:kern w:val="0"/>
-                <w:sz w:val="22"/>
-                <w:szCs w:val="22"/>
+                <w:sz w:val="20"/>
+                <w:szCs w:val="20"/>
                 <w:lang w:val="en-US" w:eastAsia="zh-CN" w:bidi="ar"/>
               </w:rPr>
               <w:t xml:space="preserve">, </w:t>
@@ -2267,8 +2473,8 @@
                 <w:rStyle w:val="7"/>
                 <w:rFonts w:hint="default" w:ascii="Calibri" w:hAnsi="Calibri" w:eastAsia="SimSun" w:cs="Calibri"/>
                 <w:kern w:val="0"/>
-                <w:sz w:val="22"/>
-                <w:szCs w:val="22"/>
+                <w:sz w:val="20"/>
+                <w:szCs w:val="20"/>
                 <w:lang w:val="en-US" w:eastAsia="zh-CN" w:bidi="ar"/>
               </w:rPr>
               <w:t>Concurrent</w:t>
@@ -2277,8 +2483,8 @@
               <w:rPr>
                 <w:rFonts w:hint="default" w:ascii="Calibri" w:hAnsi="Calibri" w:eastAsia="SimSun" w:cs="Calibri"/>
                 <w:kern w:val="0"/>
-                <w:sz w:val="22"/>
-                <w:szCs w:val="22"/>
+                <w:sz w:val="20"/>
+                <w:szCs w:val="20"/>
                 <w:lang w:val="en-US" w:eastAsia="zh-CN" w:bidi="ar"/>
               </w:rPr>
               <w:t xml:space="preserve"> collections.</w:t>
@@ -2296,6 +2502,7 @@
             <w:insideH w:val="none" w:color="auto" w:sz="0" w:space="0"/>
             <w:insideV w:val="none" w:color="auto" w:sz="0" w:space="0"/>
           </w:tblBorders>
+          <w:shd w:val="clear" w:color="auto" w:fill="auto"/>
           <w:tblCellMar>
             <w:top w:w="15" w:type="dxa"/>
             <w:left w:w="15" w:type="dxa"/>
@@ -2324,8 +2531,8 @@
               <w:jc w:val="both"/>
               <w:rPr>
                 <w:rFonts w:hint="default" w:ascii="Calibri" w:hAnsi="Calibri" w:cs="Calibri" w:eastAsiaTheme="minorHAnsi"/>
-                <w:sz w:val="22"/>
-                <w:szCs w:val="22"/>
+                <w:sz w:val="20"/>
+                <w:szCs w:val="20"/>
                 <w:lang w:val="en-US" w:eastAsia="zh-CN" w:bidi="ar-SA"/>
               </w:rPr>
             </w:pPr>
@@ -2335,8 +2542,8 @@
                 <w:b/>
                 <w:bCs/>
                 <w:kern w:val="0"/>
-                <w:sz w:val="22"/>
-                <w:szCs w:val="22"/>
+                <w:sz w:val="20"/>
+                <w:szCs w:val="20"/>
                 <w:lang w:val="en-US" w:eastAsia="zh-CN" w:bidi="ar"/>
               </w:rPr>
               <w:t>Prompt</w:t>
@@ -2358,8 +2565,8 @@
               <w:jc w:val="center"/>
               <w:rPr>
                 <w:rFonts w:hint="default" w:ascii="Calibri" w:hAnsi="Calibri" w:cs="Calibri" w:eastAsiaTheme="minorHAnsi"/>
-                <w:sz w:val="22"/>
-                <w:szCs w:val="22"/>
+                <w:sz w:val="20"/>
+                <w:szCs w:val="20"/>
                 <w:lang w:val="en-US" w:eastAsia="zh-CN" w:bidi="ar-SA"/>
               </w:rPr>
             </w:pPr>
@@ -2369,11 +2576,100 @@
                 <w:b/>
                 <w:bCs/>
                 <w:kern w:val="0"/>
-                <w:sz w:val="22"/>
-                <w:szCs w:val="22"/>
+                <w:sz w:val="20"/>
+                <w:szCs w:val="20"/>
                 <w:lang w:val="en-US" w:eastAsia="zh-CN" w:bidi="ar"/>
               </w:rPr>
               <w:t>Recall keywords</w:t>
+            </w:r>
+          </w:p>
+        </w:tc>
+      </w:tr>
+      <w:tr>
+        <w:tblPrEx>
+          <w:tblBorders>
+            <w:top w:val="none" w:color="auto" w:sz="0" w:space="0"/>
+            <w:left w:val="none" w:color="auto" w:sz="0" w:space="0"/>
+            <w:bottom w:val="none" w:color="auto" w:sz="0" w:space="0"/>
+            <w:right w:val="none" w:color="auto" w:sz="0" w:space="0"/>
+            <w:insideH w:val="none" w:color="auto" w:sz="0" w:space="0"/>
+            <w:insideV w:val="none" w:color="auto" w:sz="0" w:space="0"/>
+          </w:tblBorders>
+          <w:shd w:val="clear" w:color="auto" w:fill="auto"/>
+          <w:tblCellMar>
+            <w:top w:w="15" w:type="dxa"/>
+            <w:left w:w="15" w:type="dxa"/>
+            <w:bottom w:w="15" w:type="dxa"/>
+            <w:right w:w="15" w:type="dxa"/>
+          </w:tblCellMar>
+        </w:tblPrEx>
+        <w:trPr>
+          <w:gridAfter w:val="1"/>
+          <w:wAfter w:w="45" w:type="dxa"/>
+          <w:trHeight w:val="490" w:hRule="atLeast"/>
+          <w:tblCellSpacing w:w="15" w:type="dxa"/>
+        </w:trPr>
+        <w:tc>
+          <w:tcPr>
+            <w:tcW w:w="3192" w:type="dxa"/>
+            <w:shd w:val="clear" w:color="auto" w:fill="auto"/>
+            <w:vAlign w:val="center"/>
+          </w:tcPr>
+          <w:p>
+            <w:pPr>
+              <w:keepNext w:val="0"/>
+              <w:keepLines w:val="0"/>
+              <w:widowControl/>
+              <w:suppressLineNumbers w:val="0"/>
+              <w:jc w:val="left"/>
+              <w:rPr>
+                <w:rFonts w:hint="default" w:ascii="Calibri" w:hAnsi="Calibri" w:cs="Calibri" w:eastAsiaTheme="minorHAnsi"/>
+                <w:sz w:val="20"/>
+                <w:szCs w:val="20"/>
+                <w:lang w:val="en-US" w:eastAsia="zh-CN" w:bidi="ar-SA"/>
+              </w:rPr>
+            </w:pPr>
+            <w:r>
+              <w:rPr>
+                <w:rFonts w:hint="default" w:ascii="Calibri" w:hAnsi="Calibri" w:eastAsia="SimSun" w:cs="Calibri"/>
+                <w:kern w:val="0"/>
+                <w:sz w:val="20"/>
+                <w:szCs w:val="20"/>
+                <w:lang w:val="en-US" w:eastAsia="zh-CN" w:bidi="ar"/>
+              </w:rPr>
+              <w:t>JVM memory regions</w:t>
+            </w:r>
+          </w:p>
+        </w:tc>
+        <w:tc>
+          <w:tcPr>
+            <w:tcW w:w="8302" w:type="dxa"/>
+            <w:shd w:val="clear" w:color="auto" w:fill="auto"/>
+            <w:vAlign w:val="center"/>
+          </w:tcPr>
+          <w:p>
+            <w:pPr>
+              <w:keepNext w:val="0"/>
+              <w:keepLines w:val="0"/>
+              <w:widowControl/>
+              <w:suppressLineNumbers w:val="0"/>
+              <w:jc w:val="left"/>
+              <w:rPr>
+                <w:rFonts w:hint="default" w:ascii="Calibri" w:hAnsi="Calibri" w:cs="Calibri" w:eastAsiaTheme="minorHAnsi"/>
+                <w:sz w:val="20"/>
+                <w:szCs w:val="20"/>
+                <w:lang w:val="en-US" w:eastAsia="zh-CN" w:bidi="ar-SA"/>
+              </w:rPr>
+            </w:pPr>
+            <w:r>
+              <w:rPr>
+                <w:rFonts w:hint="default" w:ascii="Calibri" w:hAnsi="Calibri" w:eastAsia="SimSun" w:cs="Calibri"/>
+                <w:kern w:val="0"/>
+                <w:sz w:val="20"/>
+                <w:szCs w:val="20"/>
+                <w:lang w:val="en-US" w:eastAsia="zh-CN" w:bidi="ar"/>
+              </w:rPr>
+              <w:t>Heap (Young/Old), Metaspace, Stack, GC manages heap.</w:t>
             </w:r>
           </w:p>
         </w:tc>
@@ -2416,8 +2712,8 @@
               <w:jc w:val="left"/>
               <w:rPr>
                 <w:rFonts w:hint="default" w:ascii="Calibri" w:hAnsi="Calibri" w:cs="Calibri" w:eastAsiaTheme="minorHAnsi"/>
-                <w:sz w:val="22"/>
-                <w:szCs w:val="22"/>
+                <w:sz w:val="20"/>
+                <w:szCs w:val="20"/>
                 <w:lang w:val="en-US" w:eastAsia="zh-CN" w:bidi="ar-SA"/>
               </w:rPr>
             </w:pPr>
@@ -2425,11 +2721,11 @@
               <w:rPr>
                 <w:rFonts w:hint="default" w:ascii="Calibri" w:hAnsi="Calibri" w:eastAsia="SimSun" w:cs="Calibri"/>
                 <w:kern w:val="0"/>
-                <w:sz w:val="22"/>
-                <w:szCs w:val="22"/>
-                <w:lang w:val="en-US" w:eastAsia="zh-CN" w:bidi="ar"/>
-              </w:rPr>
-              <w:t>JVM memory regions</w:t>
+                <w:sz w:val="20"/>
+                <w:szCs w:val="20"/>
+                <w:lang w:val="en-US" w:eastAsia="zh-CN" w:bidi="ar"/>
+              </w:rPr>
+              <w:t>GC types &amp; tuning</w:t>
             </w:r>
           </w:p>
         </w:tc>
@@ -2448,8 +2744,8 @@
               <w:jc w:val="left"/>
               <w:rPr>
                 <w:rFonts w:hint="default" w:ascii="Calibri" w:hAnsi="Calibri" w:cs="Calibri" w:eastAsiaTheme="minorHAnsi"/>
-                <w:sz w:val="22"/>
-                <w:szCs w:val="22"/>
+                <w:sz w:val="20"/>
+                <w:szCs w:val="20"/>
                 <w:lang w:val="en-US" w:eastAsia="zh-CN" w:bidi="ar-SA"/>
               </w:rPr>
             </w:pPr>
@@ -2457,11 +2753,11 @@
               <w:rPr>
                 <w:rFonts w:hint="default" w:ascii="Calibri" w:hAnsi="Calibri" w:eastAsia="SimSun" w:cs="Calibri"/>
                 <w:kern w:val="0"/>
-                <w:sz w:val="22"/>
-                <w:szCs w:val="22"/>
-                <w:lang w:val="en-US" w:eastAsia="zh-CN" w:bidi="ar"/>
-              </w:rPr>
-              <w:t>Heap (Young/Old), Metaspace, Stack, GC manages heap.</w:t>
+                <w:sz w:val="20"/>
+                <w:szCs w:val="20"/>
+                <w:lang w:val="en-US" w:eastAsia="zh-CN" w:bidi="ar"/>
+              </w:rPr>
+              <w:t>Serial/Parallel/G1/ZGC; tune via heap sizes and GC flags.</w:t>
             </w:r>
           </w:p>
         </w:tc>
@@ -2476,6 +2772,7 @@
             <w:insideH w:val="none" w:color="auto" w:sz="0" w:space="0"/>
             <w:insideV w:val="none" w:color="auto" w:sz="0" w:space="0"/>
           </w:tblBorders>
+          <w:shd w:val="clear" w:color="auto" w:fill="auto"/>
           <w:tblCellMar>
             <w:top w:w="15" w:type="dxa"/>
             <w:left w:w="15" w:type="dxa"/>
@@ -2503,21 +2800,22 @@
               <w:suppressLineNumbers w:val="0"/>
               <w:jc w:val="left"/>
               <w:rPr>
-                <w:rFonts w:hint="default" w:ascii="Calibri" w:hAnsi="Calibri" w:cs="Calibri" w:eastAsiaTheme="minorHAnsi"/>
-                <w:sz w:val="22"/>
-                <w:szCs w:val="22"/>
-                <w:lang w:val="en-US" w:eastAsia="zh-CN" w:bidi="ar-SA"/>
+                <w:rFonts w:hint="default" w:ascii="Calibri" w:hAnsi="Calibri" w:eastAsia="SimSun" w:cs="Calibri"/>
+                <w:kern w:val="0"/>
+                <w:sz w:val="20"/>
+                <w:szCs w:val="20"/>
+                <w:lang w:val="en-US" w:eastAsia="zh-CN" w:bidi="ar"/>
               </w:rPr>
             </w:pPr>
             <w:r>
               <w:rPr>
                 <w:rFonts w:hint="default" w:ascii="Calibri" w:hAnsi="Calibri" w:eastAsia="SimSun" w:cs="Calibri"/>
                 <w:kern w:val="0"/>
-                <w:sz w:val="22"/>
-                <w:szCs w:val="22"/>
-                <w:lang w:val="en-US" w:eastAsia="zh-CN" w:bidi="ar"/>
-              </w:rPr>
-              <w:t>GC types &amp; tuning</w:t>
+                <w:sz w:val="20"/>
+                <w:szCs w:val="20"/>
+                <w:lang w:val="en-US" w:eastAsia="zh-CN" w:bidi="ar"/>
+              </w:rPr>
+              <w:t>Classloading basics</w:t>
             </w:r>
           </w:p>
         </w:tc>
@@ -2535,108 +2833,19 @@
               <w:suppressLineNumbers w:val="0"/>
               <w:jc w:val="left"/>
               <w:rPr>
-                <w:rFonts w:hint="default" w:ascii="Calibri" w:hAnsi="Calibri" w:cs="Calibri" w:eastAsiaTheme="minorHAnsi"/>
-                <w:sz w:val="22"/>
-                <w:szCs w:val="22"/>
-                <w:lang w:val="en-US" w:eastAsia="zh-CN" w:bidi="ar-SA"/>
+                <w:rFonts w:hint="default" w:ascii="Calibri" w:hAnsi="Calibri" w:eastAsia="SimSun" w:cs="Calibri"/>
+                <w:kern w:val="0"/>
+                <w:sz w:val="20"/>
+                <w:szCs w:val="20"/>
+                <w:lang w:val="en-US" w:eastAsia="zh-CN" w:bidi="ar"/>
               </w:rPr>
             </w:pPr>
             <w:r>
               <w:rPr>
                 <w:rFonts w:hint="default" w:ascii="Calibri" w:hAnsi="Calibri" w:eastAsia="SimSun" w:cs="Calibri"/>
                 <w:kern w:val="0"/>
-                <w:sz w:val="22"/>
-                <w:szCs w:val="22"/>
-                <w:lang w:val="en-US" w:eastAsia="zh-CN" w:bidi="ar"/>
-              </w:rPr>
-              <w:t>Serial/Parallel/G1/ZGC; tune via heap sizes and GC flags.</w:t>
-            </w:r>
-          </w:p>
-        </w:tc>
-      </w:tr>
-      <w:tr>
-        <w:tblPrEx>
-          <w:tblBorders>
-            <w:top w:val="none" w:color="auto" w:sz="0" w:space="0"/>
-            <w:left w:val="none" w:color="auto" w:sz="0" w:space="0"/>
-            <w:bottom w:val="none" w:color="auto" w:sz="0" w:space="0"/>
-            <w:right w:val="none" w:color="auto" w:sz="0" w:space="0"/>
-            <w:insideH w:val="none" w:color="auto" w:sz="0" w:space="0"/>
-            <w:insideV w:val="none" w:color="auto" w:sz="0" w:space="0"/>
-          </w:tblBorders>
-          <w:tblCellMar>
-            <w:top w:w="15" w:type="dxa"/>
-            <w:left w:w="15" w:type="dxa"/>
-            <w:bottom w:w="15" w:type="dxa"/>
-            <w:right w:w="15" w:type="dxa"/>
-          </w:tblCellMar>
-        </w:tblPrEx>
-        <w:trPr>
-          <w:gridAfter w:val="1"/>
-          <w:wAfter w:w="45" w:type="dxa"/>
-          <w:trHeight w:val="490" w:hRule="atLeast"/>
-          <w:tblCellSpacing w:w="15" w:type="dxa"/>
-        </w:trPr>
-        <w:tc>
-          <w:tcPr>
-            <w:tcW w:w="3192" w:type="dxa"/>
-            <w:shd w:val="clear" w:color="auto" w:fill="auto"/>
-            <w:vAlign w:val="center"/>
-          </w:tcPr>
-          <w:p>
-            <w:pPr>
-              <w:keepNext w:val="0"/>
-              <w:keepLines w:val="0"/>
-              <w:widowControl/>
-              <w:suppressLineNumbers w:val="0"/>
-              <w:jc w:val="left"/>
-              <w:rPr>
-                <w:rFonts w:hint="default" w:ascii="Calibri" w:hAnsi="Calibri" w:eastAsia="SimSun" w:cs="Calibri"/>
-                <w:kern w:val="0"/>
-                <w:sz w:val="22"/>
-                <w:szCs w:val="22"/>
-                <w:lang w:val="en-US" w:eastAsia="zh-CN" w:bidi="ar"/>
-              </w:rPr>
-            </w:pPr>
-            <w:r>
-              <w:rPr>
-                <w:rFonts w:hint="default" w:ascii="Calibri" w:hAnsi="Calibri" w:eastAsia="SimSun" w:cs="Calibri"/>
-                <w:kern w:val="0"/>
-                <w:sz w:val="22"/>
-                <w:szCs w:val="22"/>
-                <w:lang w:val="en-US" w:eastAsia="zh-CN" w:bidi="ar"/>
-              </w:rPr>
-              <w:t>Classloading basics</w:t>
-            </w:r>
-          </w:p>
-        </w:tc>
-        <w:tc>
-          <w:tcPr>
-            <w:tcW w:w="8302" w:type="dxa"/>
-            <w:shd w:val="clear" w:color="auto" w:fill="auto"/>
-            <w:vAlign w:val="center"/>
-          </w:tcPr>
-          <w:p>
-            <w:pPr>
-              <w:keepNext w:val="0"/>
-              <w:keepLines w:val="0"/>
-              <w:widowControl/>
-              <w:suppressLineNumbers w:val="0"/>
-              <w:jc w:val="left"/>
-              <w:rPr>
-                <w:rFonts w:hint="default" w:ascii="Calibri" w:hAnsi="Calibri" w:eastAsia="SimSun" w:cs="Calibri"/>
-                <w:kern w:val="0"/>
-                <w:sz w:val="22"/>
-                <w:szCs w:val="22"/>
-                <w:lang w:val="en-US" w:eastAsia="zh-CN" w:bidi="ar"/>
-              </w:rPr>
-            </w:pPr>
-            <w:r>
-              <w:rPr>
-                <w:rFonts w:hint="default" w:ascii="Calibri" w:hAnsi="Calibri" w:eastAsia="SimSun" w:cs="Calibri"/>
-                <w:kern w:val="0"/>
-                <w:sz w:val="22"/>
-                <w:szCs w:val="22"/>
+                <w:sz w:val="20"/>
+                <w:szCs w:val="20"/>
                 <w:lang w:val="en-US" w:eastAsia="zh-CN" w:bidi="ar"/>
               </w:rPr>
               <w:t>Bootstrap → Extension → Application; classloader delegation model.</w:t>
@@ -2651,7 +2860,70 @@
         <w:keepLines w:val="0"/>
         <w:widowControl/>
         <w:suppressLineNumbers w:val="0"/>
+        <w:rPr>
+          <w:sz w:val="20"/>
+          <w:szCs w:val="20"/>
+        </w:rPr>
       </w:pPr>
+    </w:p>
+    <w:p>
+      <w:pPr>
+        <w:keepNext w:val="0"/>
+        <w:keepLines w:val="0"/>
+        <w:widowControl/>
+        <w:suppressLineNumbers w:val="0"/>
+        <w:rPr>
+          <w:sz w:val="20"/>
+          <w:szCs w:val="20"/>
+        </w:rPr>
+      </w:pPr>
+      <w:r>
+        <w:rPr>
+          <w:sz w:val="20"/>
+          <w:szCs w:val="20"/>
+        </w:rPr>
+        <w:drawing>
+          <wp:inline distT="0" distB="0" distL="114300" distR="114300">
+            <wp:extent cx="7393305" cy="2967990"/>
+            <wp:effectExtent l="0" t="0" r="17145" b="3810"/>
+            <wp:docPr id="7" name="Picture 7"/>
+            <wp:cNvGraphicFramePr>
+              <a:graphicFrameLocks xmlns:a="http://schemas.openxmlformats.org/drawingml/2006/main" noChangeAspect="1"/>
+            </wp:cNvGraphicFramePr>
+            <a:graphic xmlns:a="http://schemas.openxmlformats.org/drawingml/2006/main">
+              <a:graphicData uri="http://schemas.openxmlformats.org/drawingml/2006/picture">
+                <pic:pic xmlns:pic="http://schemas.openxmlformats.org/drawingml/2006/picture">
+                  <pic:nvPicPr>
+                    <pic:cNvPr id="7" name="Picture 7"/>
+                    <pic:cNvPicPr>
+                      <a:picLocks noChangeAspect="1"/>
+                    </pic:cNvPicPr>
+                  </pic:nvPicPr>
+                  <pic:blipFill>
+                    <a:blip r:embed="rId21"/>
+                    <a:stretch>
+                      <a:fillRect/>
+                    </a:stretch>
+                  </pic:blipFill>
+                  <pic:spPr>
+                    <a:xfrm>
+                      <a:off x="0" y="0"/>
+                      <a:ext cx="7393305" cy="2967990"/>
+                    </a:xfrm>
+                    <a:prstGeom prst="rect">
+                      <a:avLst/>
+                    </a:prstGeom>
+                    <a:noFill/>
+                    <a:ln>
+                      <a:noFill/>
+                    </a:ln>
+                  </pic:spPr>
+                </pic:pic>
+              </a:graphicData>
+            </a:graphic>
+          </wp:inline>
+        </w:drawing>
+      </w:r>
     </w:p>
     <w:sectPr>
       <w:pgSz w:w="16838" w:h="11906" w:orient="landscape"/>
@@ -2789,7 +3061,7 @@
     <w:lsdException w:qFormat="1" w:unhideWhenUsed="0" w:uiPriority="10" w:semiHidden="0" w:name="Title"/>
     <w:lsdException w:uiPriority="99" w:name="Closing"/>
     <w:lsdException w:uiPriority="99" w:name="Signature"/>
-    <w:lsdException w:uiPriority="1" w:name="Default Paragraph Font"/>
+    <w:lsdException w:qFormat="1" w:uiPriority="1" w:name="Default Paragraph Font"/>
     <w:lsdException w:uiPriority="99" w:name="Body Text"/>
     <w:lsdException w:uiPriority="99" w:name="Body Text Indent"/>
     <w:lsdException w:uiPriority="99" w:name="List Continue"/>
@@ -2820,7 +3092,7 @@
     <w:lsdException w:uiPriority="99" w:name="HTML Acronym"/>
     <w:lsdException w:uiPriority="99" w:name="HTML Address"/>
     <w:lsdException w:uiPriority="99" w:name="HTML Cite"/>
-    <w:lsdException w:uiPriority="99" w:name="HTML Code"/>
+    <w:lsdException w:qFormat="1" w:uiPriority="99" w:name="HTML Code"/>
     <w:lsdException w:uiPriority="99" w:name="HTML Definition"/>
     <w:lsdException w:uiPriority="99" w:name="HTML Keyboard"/>
     <w:lsdException w:uiPriority="99" w:name="HTML Preformatted"/>
@@ -3012,6 +3284,7 @@
     <w:name w:val="Default Paragraph Font"/>
     <w:semiHidden/>
     <w:unhideWhenUsed/>
+    <w:qFormat/>
     <w:uiPriority w:val="1"/>
   </w:style>
   <w:style w:type="table" w:default="1" w:styleId="4">
@@ -3064,6 +3337,7 @@
     <w:basedOn w:val="3"/>
     <w:semiHidden/>
     <w:unhideWhenUsed/>
+    <w:qFormat/>
     <w:uiPriority w:val="99"/>
     <w:rPr>
       <w:rFonts w:ascii="Courier New" w:hAnsi="Courier New" w:cs="Courier New"/>
